--- a/lessons/3-5/downloads/3-5-notes-l3.docx
+++ b/lessons/3-5/downloads/3-5-notes-l3.docx
@@ -1191,6 +1191,468 @@
         </w:tc>
       </w:tr>
     </w:tbl>
+    <w:tbl>
+      <w:tblPr>
+        <w:tblW w:type="pct" w:w="100%"/>
+        <w:tblBorders>
+          <w:top w:val="none" w:color="FFFFFF" w:sz="0"/>
+          <w:left w:val="none" w:color="FFFFFF" w:sz="0"/>
+          <w:bottom w:val="single" w:color="C7D2DD" w:sz="4"/>
+          <w:right w:val="none" w:color="FFFFFF" w:sz="0"/>
+          <w:insideH w:val="none" w:color="FFFFFF" w:sz="0"/>
+          <w:insideV w:val="none" w:color="FFFFFF" w:sz="0"/>
+        </w:tblBorders>
+      </w:tblPr>
+      <w:tblGrid>
+        <w:gridCol w:w="1800"/>
+        <w:gridCol w:w="7560"/>
+      </w:tblGrid>
+      <w:tr>
+        <w:trPr>
+          <w:cantSplit/>
+        </w:trPr>
+        <w:tc>
+          <w:tcPr>
+            <w:tcW w:type="dxa" w:w="1800"/>
+            <w:tcMar>
+              <w:top w:type="dxa" w:w="100"/>
+              <w:left w:type="dxa" w:w="40"/>
+              <w:bottom w:type="dxa" w:w="100"/>
+              <w:right w:type="dxa" w:w="120"/>
+            </w:tcMar>
+            <w:vAlign w:val="center"/>
+          </w:tcPr>
+          <w:p>
+            <w:pPr>
+              <w:spacing w:after="0"/>
+              <w:jc w:val="center"/>
+            </w:pPr>
+            <w:r>
+              <w:drawing>
+                <wp:inline distT="0" distB="0" distL="0" distR="0">
+                  <wp:extent cx="1047750" cy="790575"/>
+                  <wp:effectExtent t="0" r="0" b="0" l="0"/>
+                  <wp:docPr id="1" name="" descr="" title=""/>
+                  <wp:cNvGraphicFramePr>
+                    <a:graphicFrameLocks xmlns:a="http://schemas.openxmlformats.org/drawingml/2006/main" noChangeAspect="1"/>
+                  </wp:cNvGraphicFramePr>
+                  <a:graphic xmlns:a="http://schemas.openxmlformats.org/drawingml/2006/main">
+                    <a:graphicData uri="http://schemas.openxmlformats.org/drawingml/2006/picture">
+                      <pic:pic xmlns:pic="http://schemas.openxmlformats.org/drawingml/2006/picture">
+                        <pic:nvPicPr>
+                          <pic:cNvPr id="0" name="" descr=""/>
+                          <pic:cNvPicPr>
+                            <a:picLocks noChangeAspect="1" noChangeArrowheads="1"/>
+                          </pic:cNvPicPr>
+                        </pic:nvPicPr>
+                        <pic:blipFill>
+                          <a:blip r:embed="rId14" cstate="none"/>
+                          <a:srcRect/>
+                          <a:stretch>
+                            <a:fillRect/>
+                          </a:stretch>
+                        </pic:blipFill>
+                        <pic:spPr bwMode="auto">
+                          <a:xfrm>
+                            <a:off x="0" y="0"/>
+                            <a:ext cx="1047750" cy="790575"/>
+                          </a:xfrm>
+                          <a:prstGeom prst="rect">
+                            <a:avLst/>
+                          </a:prstGeom>
+                        </pic:spPr>
+                      </pic:pic>
+                    </a:graphicData>
+                  </a:graphic>
+                </wp:inline>
+              </w:drawing>
+            </w:r>
+          </w:p>
+        </w:tc>
+        <w:tc>
+          <w:tcPr>
+            <w:tcW w:type="dxa" w:w="7560"/>
+            <w:tcMar>
+              <w:top w:type="dxa" w:w="100"/>
+              <w:left w:type="dxa" w:w="40"/>
+              <w:bottom w:type="dxa" w:w="100"/>
+              <w:right w:type="dxa" w:w="40"/>
+            </w:tcMar>
+            <w:vAlign w:val="center"/>
+          </w:tcPr>
+          <w:p>
+            <w:pPr>
+              <w:spacing w:after="50"/>
+            </w:pPr>
+            <w:r>
+              <w:rPr>
+                <w:b/>
+                <w:bCs/>
+                <w:color w:val="12355B"/>
+                <w:sz w:val="24"/>
+                <w:szCs w:val="24"/>
+              </w:rPr>
+              <w:t xml:space="preserve">Common multiple</w:t>
+            </w:r>
+            <w:r>
+              <w:rPr>
+                <w:i/>
+                <w:iCs/>
+                <w:color w:val="5F6F80"/>
+                <w:sz w:val="19"/>
+                <w:szCs w:val="19"/>
+              </w:rPr>
+              <w:t xml:space="preserve">   Múltiplo común</w:t>
+            </w:r>
+          </w:p>
+          <w:p>
+            <w:pPr>
+              <w:spacing w:after="40"/>
+            </w:pPr>
+            <w:r>
+              <w:rPr>
+                <w:sz w:val="21"/>
+                <w:szCs w:val="21"/>
+              </w:rPr>
+              <w:t xml:space="preserve">A number that both terms can be scaled to.</w:t>
+            </w:r>
+          </w:p>
+          <w:p>
+            <w:pPr>
+              <w:spacing w:after="0"/>
+            </w:pPr>
+            <w:r>
+              <w:rPr>
+                <w:b/>
+                <w:bCs/>
+                <w:color w:val="1FA6A2"/>
+                <w:sz w:val="18"/>
+                <w:szCs w:val="18"/>
+              </w:rPr>
+              <w:t xml:space="preserve">Example:  </w:t>
+            </w:r>
+            <w:r>
+              <w:rPr>
+                <w:i/>
+                <w:iCs/>
+                <w:color w:val="5F6F80"/>
+                <w:sz w:val="18"/>
+                <w:szCs w:val="18"/>
+              </w:rPr>
+              <w:t xml:space="preserve">2 and 3 both reach 6.</w:t>
+            </w:r>
+          </w:p>
+        </w:tc>
+      </w:tr>
+    </w:tbl>
+    <w:tbl>
+      <w:tblPr>
+        <w:tblW w:type="pct" w:w="100%"/>
+        <w:tblBorders>
+          <w:top w:val="none" w:color="FFFFFF" w:sz="0"/>
+          <w:left w:val="none" w:color="FFFFFF" w:sz="0"/>
+          <w:bottom w:val="single" w:color="C7D2DD" w:sz="4"/>
+          <w:right w:val="none" w:color="FFFFFF" w:sz="0"/>
+          <w:insideH w:val="none" w:color="FFFFFF" w:sz="0"/>
+          <w:insideV w:val="none" w:color="FFFFFF" w:sz="0"/>
+        </w:tblBorders>
+      </w:tblPr>
+      <w:tblGrid>
+        <w:gridCol w:w="1800"/>
+        <w:gridCol w:w="7560"/>
+      </w:tblGrid>
+      <w:tr>
+        <w:trPr>
+          <w:cantSplit/>
+        </w:trPr>
+        <w:tc>
+          <w:tcPr>
+            <w:tcW w:type="dxa" w:w="1800"/>
+            <w:tcMar>
+              <w:top w:type="dxa" w:w="100"/>
+              <w:left w:type="dxa" w:w="40"/>
+              <w:bottom w:type="dxa" w:w="100"/>
+              <w:right w:type="dxa" w:w="120"/>
+            </w:tcMar>
+            <w:vAlign w:val="center"/>
+          </w:tcPr>
+          <w:p>
+            <w:pPr>
+              <w:spacing w:after="0"/>
+              <w:jc w:val="center"/>
+            </w:pPr>
+            <w:r>
+              <w:drawing>
+                <wp:inline distT="0" distB="0" distL="0" distR="0">
+                  <wp:extent cx="1047750" cy="790575"/>
+                  <wp:effectExtent t="0" r="0" b="0" l="0"/>
+                  <wp:docPr id="1" name="" descr="" title=""/>
+                  <wp:cNvGraphicFramePr>
+                    <a:graphicFrameLocks xmlns:a="http://schemas.openxmlformats.org/drawingml/2006/main" noChangeAspect="1"/>
+                  </wp:cNvGraphicFramePr>
+                  <a:graphic xmlns:a="http://schemas.openxmlformats.org/drawingml/2006/main">
+                    <a:graphicData uri="http://schemas.openxmlformats.org/drawingml/2006/picture">
+                      <pic:pic xmlns:pic="http://schemas.openxmlformats.org/drawingml/2006/picture">
+                        <pic:nvPicPr>
+                          <pic:cNvPr id="0" name="" descr=""/>
+                          <pic:cNvPicPr>
+                            <a:picLocks noChangeAspect="1" noChangeArrowheads="1"/>
+                          </pic:cNvPicPr>
+                        </pic:nvPicPr>
+                        <pic:blipFill>
+                          <a:blip r:embed="rId14" cstate="none"/>
+                          <a:srcRect/>
+                          <a:stretch>
+                            <a:fillRect/>
+                          </a:stretch>
+                        </pic:blipFill>
+                        <pic:spPr bwMode="auto">
+                          <a:xfrm>
+                            <a:off x="0" y="0"/>
+                            <a:ext cx="1047750" cy="790575"/>
+                          </a:xfrm>
+                          <a:prstGeom prst="rect">
+                            <a:avLst/>
+                          </a:prstGeom>
+                        </pic:spPr>
+                      </pic:pic>
+                    </a:graphicData>
+                  </a:graphic>
+                </wp:inline>
+              </w:drawing>
+            </w:r>
+          </w:p>
+        </w:tc>
+        <w:tc>
+          <w:tcPr>
+            <w:tcW w:type="dxa" w:w="7560"/>
+            <w:tcMar>
+              <w:top w:type="dxa" w:w="100"/>
+              <w:left w:type="dxa" w:w="40"/>
+              <w:bottom w:type="dxa" w:w="100"/>
+              <w:right w:type="dxa" w:w="40"/>
+            </w:tcMar>
+            <w:vAlign w:val="center"/>
+          </w:tcPr>
+          <w:p>
+            <w:pPr>
+              <w:spacing w:after="50"/>
+            </w:pPr>
+            <w:r>
+              <w:rPr>
+                <w:b/>
+                <w:bCs/>
+                <w:color w:val="12355B"/>
+                <w:sz w:val="24"/>
+                <w:szCs w:val="24"/>
+              </w:rPr>
+              <w:t xml:space="preserve">Least common multiple</w:t>
+            </w:r>
+            <w:r>
+              <w:rPr>
+                <w:i/>
+                <w:iCs/>
+                <w:color w:val="5F6F80"/>
+                <w:sz w:val="19"/>
+                <w:szCs w:val="19"/>
+              </w:rPr>
+              <w:t xml:space="preserve">   Mínimo común múltiplo</w:t>
+            </w:r>
+          </w:p>
+          <w:p>
+            <w:pPr>
+              <w:spacing w:after="40"/>
+            </w:pPr>
+            <w:r>
+              <w:rPr>
+                <w:sz w:val="21"/>
+                <w:szCs w:val="21"/>
+              </w:rPr>
+              <w:t xml:space="preserve">The smallest common multiple of two numbers.</w:t>
+            </w:r>
+          </w:p>
+          <w:p>
+            <w:pPr>
+              <w:spacing w:after="0"/>
+            </w:pPr>
+            <w:r>
+              <w:rPr>
+                <w:b/>
+                <w:bCs/>
+                <w:color w:val="1FA6A2"/>
+                <w:sz w:val="18"/>
+                <w:szCs w:val="18"/>
+              </w:rPr>
+              <w:t xml:space="preserve">Example:  </w:t>
+            </w:r>
+            <w:r>
+              <w:rPr>
+                <w:i/>
+                <w:iCs/>
+                <w:color w:val="5F6F80"/>
+                <w:sz w:val="18"/>
+                <w:szCs w:val="18"/>
+              </w:rPr>
+              <w:t xml:space="preserve">The LCM of 2 and 3 is 6.</w:t>
+            </w:r>
+          </w:p>
+        </w:tc>
+      </w:tr>
+    </w:tbl>
+    <w:tbl>
+      <w:tblPr>
+        <w:tblW w:type="pct" w:w="100%"/>
+        <w:tblBorders>
+          <w:top w:val="none" w:color="FFFFFF" w:sz="0"/>
+          <w:left w:val="none" w:color="FFFFFF" w:sz="0"/>
+          <w:bottom w:val="single" w:color="C7D2DD" w:sz="4"/>
+          <w:right w:val="none" w:color="FFFFFF" w:sz="0"/>
+          <w:insideH w:val="none" w:color="FFFFFF" w:sz="0"/>
+          <w:insideV w:val="none" w:color="FFFFFF" w:sz="0"/>
+        </w:tblBorders>
+      </w:tblPr>
+      <w:tblGrid>
+        <w:gridCol w:w="1800"/>
+        <w:gridCol w:w="7560"/>
+      </w:tblGrid>
+      <w:tr>
+        <w:trPr>
+          <w:cantSplit/>
+        </w:trPr>
+        <w:tc>
+          <w:tcPr>
+            <w:tcW w:type="dxa" w:w="1800"/>
+            <w:tcMar>
+              <w:top w:type="dxa" w:w="100"/>
+              <w:left w:type="dxa" w:w="40"/>
+              <w:bottom w:type="dxa" w:w="100"/>
+              <w:right w:type="dxa" w:w="120"/>
+            </w:tcMar>
+            <w:vAlign w:val="center"/>
+          </w:tcPr>
+          <w:p>
+            <w:pPr>
+              <w:spacing w:after="0"/>
+              <w:jc w:val="center"/>
+            </w:pPr>
+            <w:r>
+              <w:drawing>
+                <wp:inline distT="0" distB="0" distL="0" distR="0">
+                  <wp:extent cx="1047750" cy="790575"/>
+                  <wp:effectExtent t="0" r="0" b="0" l="0"/>
+                  <wp:docPr id="1" name="" descr="" title=""/>
+                  <wp:cNvGraphicFramePr>
+                    <a:graphicFrameLocks xmlns:a="http://schemas.openxmlformats.org/drawingml/2006/main" noChangeAspect="1"/>
+                  </wp:cNvGraphicFramePr>
+                  <a:graphic xmlns:a="http://schemas.openxmlformats.org/drawingml/2006/main">
+                    <a:graphicData uri="http://schemas.openxmlformats.org/drawingml/2006/picture">
+                      <pic:pic xmlns:pic="http://schemas.openxmlformats.org/drawingml/2006/picture">
+                        <pic:nvPicPr>
+                          <pic:cNvPr id="0" name="" descr=""/>
+                          <pic:cNvPicPr>
+                            <a:picLocks noChangeAspect="1" noChangeArrowheads="1"/>
+                          </pic:cNvPicPr>
+                        </pic:nvPicPr>
+                        <pic:blipFill>
+                          <a:blip r:embed="rId15" cstate="none"/>
+                          <a:srcRect/>
+                          <a:stretch>
+                            <a:fillRect/>
+                          </a:stretch>
+                        </pic:blipFill>
+                        <pic:spPr bwMode="auto">
+                          <a:xfrm>
+                            <a:off x="0" y="0"/>
+                            <a:ext cx="1047750" cy="790575"/>
+                          </a:xfrm>
+                          <a:prstGeom prst="rect">
+                            <a:avLst/>
+                          </a:prstGeom>
+                        </pic:spPr>
+                      </pic:pic>
+                    </a:graphicData>
+                  </a:graphic>
+                </wp:inline>
+              </w:drawing>
+            </w:r>
+          </w:p>
+        </w:tc>
+        <w:tc>
+          <w:tcPr>
+            <w:tcW w:type="dxa" w:w="7560"/>
+            <w:tcMar>
+              <w:top w:type="dxa" w:w="100"/>
+              <w:left w:type="dxa" w:w="40"/>
+              <w:bottom w:type="dxa" w:w="100"/>
+              <w:right w:type="dxa" w:w="40"/>
+            </w:tcMar>
+            <w:vAlign w:val="center"/>
+          </w:tcPr>
+          <w:p>
+            <w:pPr>
+              <w:spacing w:after="50"/>
+            </w:pPr>
+            <w:r>
+              <w:rPr>
+                <w:b/>
+                <w:bCs/>
+                <w:color w:val="12355B"/>
+                <w:sz w:val="24"/>
+                <w:szCs w:val="24"/>
+              </w:rPr>
+              <w:t xml:space="preserve">Benchmark</w:t>
+            </w:r>
+            <w:r>
+              <w:rPr>
+                <w:i/>
+                <w:iCs/>
+                <w:color w:val="5F6F80"/>
+                <w:sz w:val="19"/>
+                <w:szCs w:val="19"/>
+              </w:rPr>
+              <w:t xml:space="preserve">   Punto de referencia</w:t>
+            </w:r>
+          </w:p>
+          <w:p>
+            <w:pPr>
+              <w:spacing w:after="40"/>
+            </w:pPr>
+            <w:r>
+              <w:rPr>
+                <w:sz w:val="21"/>
+                <w:szCs w:val="21"/>
+              </w:rPr>
+              <w:t xml:space="preserve">A shared amount you scale both choices to so you can compare them.</w:t>
+            </w:r>
+          </w:p>
+          <w:p>
+            <w:pPr>
+              <w:spacing w:after="0"/>
+            </w:pPr>
+            <w:r>
+              <w:rPr>
+                <w:b/>
+                <w:bCs/>
+                <w:color w:val="1FA6A2"/>
+                <w:sz w:val="18"/>
+                <w:szCs w:val="18"/>
+              </w:rPr>
+              <w:t xml:space="preserve">Example:  </w:t>
+            </w:r>
+            <w:r>
+              <w:rPr>
+                <w:i/>
+                <w:iCs/>
+                <w:color w:val="5F6F80"/>
+                <w:sz w:val="18"/>
+                <w:szCs w:val="18"/>
+              </w:rPr>
+              <w:t xml:space="preserve">12 pounds for both stores.</w:t>
+            </w:r>
+          </w:p>
+        </w:tc>
+      </w:tr>
+    </w:tbl>
     <w:p>
       <w:pPr>
         <w:pStyle w:val="Heading1"/>
@@ -1279,7 +1741,7 @@
                 <w:sz w:val="21"/>
                 <w:szCs w:val="21"/>
               </w:rPr>
-              <w:t xml:space="preserve">Compare Ratios      •      Unit rate      •      Equivalent ratio      •      Compare      •      Simplify      •      Common denominator</w:t>
+              <w:t xml:space="preserve">Compare Ratios      •      Unit rate      •      Equivalent ratio      •      Compare      •      Simplify      •      Common denominator      •      Common multiple      •      Least common multiple      •      Benchmark</w:t>
             </w:r>
           </w:p>
         </w:tc>
@@ -1541,6 +2003,117 @@
           <w:szCs w:val="22"/>
         </w:rPr>
         <w:t xml:space="preserve">A denominator shared by two fractions so they can be compared is a </w:t>
+      </w:r>
+      <w:r>
+        <w:rPr>
+          <w:sz w:val="22"/>
+          <w:szCs w:val="22"/>
+        </w:rPr>
+        <w:t xml:space="preserve">________________</w:t>
+      </w:r>
+      <w:r>
+        <w:rPr>
+          <w:sz w:val="22"/>
+          <w:szCs w:val="22"/>
+        </w:rPr>
+        <w:t xml:space="preserve">.</w:t>
+      </w:r>
+    </w:p>
+    <w:p>
+      <w:pPr>
+        <w:keepLines/>
+        <w:spacing w:after="260" w:before="200"/>
+      </w:pPr>
+      <w:r>
+        <w:rPr>
+          <w:b/>
+          <w:bCs/>
+          <w:color w:val="12355B"/>
+          <w:sz w:val="22"/>
+          <w:szCs w:val="22"/>
+        </w:rPr>
+        <w:t xml:space="preserve">7.  </w:t>
+      </w:r>
+      <w:r>
+        <w:rPr>
+          <w:sz w:val="22"/>
+          <w:szCs w:val="22"/>
+        </w:rPr>
+        <w:t xml:space="preserve">A number that is a multiple of both terms is a </w:t>
+      </w:r>
+      <w:r>
+        <w:rPr>
+          <w:sz w:val="22"/>
+          <w:szCs w:val="22"/>
+        </w:rPr>
+        <w:t xml:space="preserve">________________</w:t>
+      </w:r>
+      <w:r>
+        <w:rPr>
+          <w:sz w:val="22"/>
+          <w:szCs w:val="22"/>
+        </w:rPr>
+        <w:t xml:space="preserve">.</w:t>
+      </w:r>
+    </w:p>
+    <w:p>
+      <w:pPr>
+        <w:keepLines/>
+        <w:spacing w:after="260" w:before="200"/>
+      </w:pPr>
+      <w:r>
+        <w:rPr>
+          <w:b/>
+          <w:bCs/>
+          <w:color w:val="12355B"/>
+          <w:sz w:val="22"/>
+          <w:szCs w:val="22"/>
+        </w:rPr>
+        <w:t xml:space="preserve">8.  </w:t>
+      </w:r>
+      <w:r>
+        <w:rPr>
+          <w:sz w:val="22"/>
+          <w:szCs w:val="22"/>
+        </w:rPr>
+        <w:t xml:space="preserve">The smallest multiple two numbers share is the </w:t>
+      </w:r>
+      <w:r>
+        <w:rPr>
+          <w:sz w:val="22"/>
+          <w:szCs w:val="22"/>
+        </w:rPr>
+        <w:t xml:space="preserve">________________</w:t>
+      </w:r>
+      <w:r>
+        <w:rPr>
+          <w:sz w:val="22"/>
+          <w:szCs w:val="22"/>
+        </w:rPr>
+        <w:t xml:space="preserve">.</w:t>
+      </w:r>
+    </w:p>
+    <w:p>
+      <w:pPr>
+        <w:keepLines/>
+        <w:spacing w:after="260" w:before="200"/>
+      </w:pPr>
+      <w:r>
+        <w:rPr>
+          <w:b/>
+          <w:bCs/>
+          <w:color w:val="12355B"/>
+          <w:sz w:val="22"/>
+          <w:szCs w:val="22"/>
+        </w:rPr>
+        <w:t xml:space="preserve">9.  </w:t>
+      </w:r>
+      <w:r>
+        <w:rPr>
+          <w:sz w:val="22"/>
+          <w:szCs w:val="22"/>
+        </w:rPr>
+        <w:t xml:space="preserve">A shared amount used to compare two ratios is a </w:t>
       </w:r>
       <w:r>
         <w:rPr>
@@ -2613,7 +3186,7 @@
           <w:sz w:val="20"/>
           <w:szCs w:val="20"/>
         </w:rPr>
-        <w:t xml:space="preserve">A)  Chef B</w:t>
+        <w:t xml:space="preserve">A)  Chef A</w:t>
       </w:r>
     </w:p>
     <w:p>
@@ -2626,7 +3199,7 @@
           <w:sz w:val="20"/>
           <w:szCs w:val="20"/>
         </w:rPr>
-        <w:t xml:space="preserve">B)  Chef A</w:t>
+        <w:t xml:space="preserve">B)  Chef B</w:t>
       </w:r>
     </w:p>
     <w:p>
@@ -2742,7 +3315,7 @@
           <w:sz w:val="21"/>
           <w:szCs w:val="21"/>
         </w:rPr>
-        <w:t xml:space="preserve">A. Chef B</w:t>
+        <w:t xml:space="preserve">B. Chef B</w:t>
       </w:r>
     </w:p>
     <w:p>
@@ -2987,7 +3560,7 @@
           <w:sz w:val="21"/>
           <w:szCs w:val="21"/>
         </w:rPr>
-        <w:t xml:space="preserve">A)  The second bakery</w:t>
+        <w:t xml:space="preserve">A)  The first bakery</w:t>
       </w:r>
     </w:p>
     <w:p>
@@ -3000,7 +3573,7 @@
           <w:sz w:val="21"/>
           <w:szCs w:val="21"/>
         </w:rPr>
-        <w:t xml:space="preserve">B)  The first bakery</w:t>
+        <w:t xml:space="preserve">B)  Same price</w:t>
       </w:r>
     </w:p>
     <w:p>
@@ -3013,7 +3586,7 @@
           <w:sz w:val="21"/>
           <w:szCs w:val="21"/>
         </w:rPr>
-        <w:t xml:space="preserve">C)  Same price</w:t>
+        <w:t xml:space="preserve">C)  Cannot determine</w:t>
       </w:r>
     </w:p>
     <w:p>
@@ -3026,7 +3599,7 @@
           <w:sz w:val="21"/>
           <w:szCs w:val="21"/>
         </w:rPr>
-        <w:t xml:space="preserve">D)  Cannot determine</w:t>
+        <w:t xml:space="preserve">D)  The second bakery</w:t>
       </w:r>
     </w:p>
     <w:p>

--- a/lessons/3-5/downloads/3-5-notes-l3.docx
+++ b/lessons/3-5/downloads/3-5-notes-l3.docx
@@ -264,49 +264,269 @@
           <w:sz w:val="19"/>
           <w:szCs w:val="19"/>
         </w:rPr>
-        <w:t xml:space="preserve">Look at the picture, read the word, then read what it means.</w:t>
+        <w:t xml:space="preserve">Review each concept term, definition, non-example, and visual clue.</w:t>
       </w:r>
     </w:p>
     <w:tbl>
       <w:tblPr>
-        <w:tblW w:type="pct" w:w="100%"/>
+        <w:tblW w:type="dxa" w:w="9360"/>
         <w:tblBorders>
-          <w:top w:val="none" w:color="FFFFFF" w:sz="0"/>
-          <w:left w:val="none" w:color="FFFFFF" w:sz="0"/>
-          <w:bottom w:val="single" w:color="C7D2DD" w:sz="4"/>
-          <w:right w:val="none" w:color="FFFFFF" w:sz="0"/>
-          <w:insideH w:val="none" w:color="FFFFFF" w:sz="0"/>
-          <w:insideV w:val="none" w:color="FFFFFF" w:sz="0"/>
+          <w:top w:val="single" w:color="C7D2DD" w:sz="6"/>
+          <w:left w:val="single" w:color="C7D2DD" w:sz="6"/>
+          <w:bottom w:val="single" w:color="C7D2DD" w:sz="6"/>
+          <w:right w:val="single" w:color="C7D2DD" w:sz="6"/>
+          <w:insideH w:val="single" w:color="C7D2DD" w:sz="6"/>
+          <w:insideV w:val="single" w:color="C7D2DD" w:sz="6"/>
         </w:tblBorders>
       </w:tblPr>
       <w:tblGrid>
         <w:gridCol w:w="1800"/>
-        <w:gridCol w:w="7560"/>
+        <w:gridCol w:w="3160"/>
+        <w:gridCol w:w="2200"/>
+        <w:gridCol w:w="2200"/>
       </w:tblGrid>
       <w:tr>
         <w:trPr>
           <w:cantSplit/>
+          <w:tblHeader/>
         </w:trPr>
         <w:tc>
           <w:tcPr>
             <w:tcW w:type="dxa" w:w="1800"/>
-            <w:tcMar>
-              <w:top w:type="dxa" w:w="100"/>
-              <w:left w:type="dxa" w:w="40"/>
-              <w:bottom w:type="dxa" w:w="100"/>
-              <w:right w:type="dxa" w:w="120"/>
-            </w:tcMar>
-            <w:vAlign w:val="center"/>
+            <w:shd w:fill="EEF4F8" w:color="auto" w:val="clear"/>
+            <w:tcMar>
+              <w:top w:type="dxa" w:w="80"/>
+              <w:left w:type="dxa" w:w="100"/>
+              <w:bottom w:type="dxa" w:w="80"/>
+              <w:right w:type="dxa" w:w="100"/>
+            </w:tcMar>
           </w:tcPr>
           <w:p>
             <w:pPr>
               <w:spacing w:after="0"/>
+            </w:pPr>
+            <w:r>
+              <w:rPr>
+                <w:b/>
+                <w:bCs/>
+                <w:color w:val="12355B"/>
+                <w:sz w:val="19"/>
+                <w:szCs w:val="19"/>
+              </w:rPr>
+              <w:t xml:space="preserve">Concept Term</w:t>
+            </w:r>
+          </w:p>
+        </w:tc>
+        <w:tc>
+          <w:tcPr>
+            <w:tcW w:type="dxa" w:w="3160"/>
+            <w:shd w:fill="EEF4F8" w:color="auto" w:val="clear"/>
+            <w:tcMar>
+              <w:top w:type="dxa" w:w="80"/>
+              <w:left w:type="dxa" w:w="100"/>
+              <w:bottom w:type="dxa" w:w="80"/>
+              <w:right w:type="dxa" w:w="100"/>
+            </w:tcMar>
+          </w:tcPr>
+          <w:p>
+            <w:pPr>
+              <w:spacing w:after="0"/>
+            </w:pPr>
+            <w:r>
+              <w:rPr>
+                <w:b/>
+                <w:bCs/>
+                <w:color w:val="12355B"/>
+                <w:sz w:val="19"/>
+                <w:szCs w:val="19"/>
+              </w:rPr>
+              <w:t xml:space="preserve">Student-Friendly Definition</w:t>
+            </w:r>
+          </w:p>
+        </w:tc>
+        <w:tc>
+          <w:tcPr>
+            <w:tcW w:type="dxa" w:w="2200"/>
+            <w:shd w:fill="EEF4F8" w:color="auto" w:val="clear"/>
+            <w:tcMar>
+              <w:top w:type="dxa" w:w="80"/>
+              <w:left w:type="dxa" w:w="100"/>
+              <w:bottom w:type="dxa" w:w="80"/>
+              <w:right w:type="dxa" w:w="100"/>
+            </w:tcMar>
+          </w:tcPr>
+          <w:p>
+            <w:pPr>
+              <w:spacing w:after="0"/>
+            </w:pPr>
+            <w:r>
+              <w:rPr>
+                <w:b/>
+                <w:bCs/>
+                <w:color w:val="12355B"/>
+                <w:sz w:val="19"/>
+                <w:szCs w:val="19"/>
+              </w:rPr>
+              <w:t xml:space="preserve">Non-Example</w:t>
+            </w:r>
+          </w:p>
+        </w:tc>
+        <w:tc>
+          <w:tcPr>
+            <w:tcW w:type="dxa" w:w="2200"/>
+            <w:shd w:fill="EEF4F8" w:color="auto" w:val="clear"/>
+            <w:tcMar>
+              <w:top w:type="dxa" w:w="80"/>
+              <w:left w:type="dxa" w:w="100"/>
+              <w:bottom w:type="dxa" w:w="80"/>
+              <w:right w:type="dxa" w:w="100"/>
+            </w:tcMar>
+          </w:tcPr>
+          <w:p>
+            <w:pPr>
+              <w:spacing w:after="0"/>
+            </w:pPr>
+            <w:r>
+              <w:rPr>
+                <w:b/>
+                <w:bCs/>
+                <w:color w:val="12355B"/>
+                <w:sz w:val="19"/>
+                <w:szCs w:val="19"/>
+              </w:rPr>
+              <w:t xml:space="preserve">Visual Clue</w:t>
+            </w:r>
+          </w:p>
+        </w:tc>
+      </w:tr>
+      <w:tr>
+        <w:trPr>
+          <w:cantSplit/>
+        </w:trPr>
+        <w:tc>
+          <w:tcPr>
+            <w:tcW w:type="dxa" w:w="1800"/>
+            <w:tcMar>
+              <w:top w:type="dxa" w:w="80"/>
+              <w:left w:type="dxa" w:w="100"/>
+              <w:bottom w:type="dxa" w:w="80"/>
+              <w:right w:type="dxa" w:w="100"/>
+            </w:tcMar>
+            <w:vAlign w:val="top"/>
+          </w:tcPr>
+          <w:p>
+            <w:pPr>
+              <w:spacing w:after="30"/>
+            </w:pPr>
+            <w:r>
+              <w:rPr>
+                <w:b/>
+                <w:bCs/>
+                <w:color w:val="12355B"/>
+                <w:sz w:val="21"/>
+                <w:szCs w:val="21"/>
+              </w:rPr>
+              <w:t xml:space="preserve">Compare Ratios</w:t>
+            </w:r>
+          </w:p>
+          <w:p>
+            <w:pPr>
+              <w:spacing w:after="0"/>
+            </w:pPr>
+            <w:r>
+              <w:rPr>
+                <w:i/>
+                <w:iCs/>
+                <w:color w:val="5F6F80"/>
+                <w:sz w:val="18"/>
+                <w:szCs w:val="18"/>
+              </w:rPr>
+              <w:t xml:space="preserve">Comparar razones</w:t>
+            </w:r>
+          </w:p>
+        </w:tc>
+        <w:tc>
+          <w:tcPr>
+            <w:tcW w:type="dxa" w:w="3160"/>
+            <w:tcMar>
+              <w:top w:type="dxa" w:w="80"/>
+              <w:left w:type="dxa" w:w="100"/>
+              <w:bottom w:type="dxa" w:w="80"/>
+              <w:right w:type="dxa" w:w="100"/>
+            </w:tcMar>
+            <w:vAlign w:val="top"/>
+          </w:tcPr>
+          <w:p>
+            <w:pPr>
+              <w:spacing w:after="0"/>
+            </w:pPr>
+            <w:r>
+              <w:rPr>
+                <w:sz w:val="20"/>
+                <w:szCs w:val="20"/>
+              </w:rPr>
+              <w:t xml:space="preserve">Decide which ratio is greater, less, or equal by using equivalent ratios or unit rates.</w:t>
+            </w:r>
+          </w:p>
+        </w:tc>
+        <w:tc>
+          <w:tcPr>
+            <w:tcW w:type="dxa" w:w="2200"/>
+            <w:tcMar>
+              <w:top w:type="dxa" w:w="80"/>
+              <w:left w:type="dxa" w:w="100"/>
+              <w:bottom w:type="dxa" w:w="80"/>
+              <w:right w:type="dxa" w:w="100"/>
+            </w:tcMar>
+            <w:vAlign w:val="top"/>
+          </w:tcPr>
+          <w:p>
+            <w:pPr>
+              <w:spacing w:after="40"/>
+            </w:pPr>
+            <w:r>
+              <w:rPr>
+                <w:i/>
+                <w:iCs/>
+                <w:color w:val="5F6F80"/>
+                <w:sz w:val="19"/>
+                <w:szCs w:val="19"/>
+              </w:rPr>
+              <w:t xml:space="preserve">Not Compare Ratios: write a counter-example that breaks the definition.</w:t>
+            </w:r>
+          </w:p>
+          <w:p>
+            <w:pPr>
+              <w:pBdr>
+                <w:bottom w:val="single" w:color="AFBECC" w:sz="6"/>
+              </w:pBdr>
+              <w:spacing w:after="30" w:before="150"/>
+            </w:pPr>
+            <w:r>
+              <w:t xml:space="preserve"/>
+            </w:r>
+          </w:p>
+        </w:tc>
+        <w:tc>
+          <w:tcPr>
+            <w:tcW w:type="dxa" w:w="2200"/>
+            <w:tcMar>
+              <w:top w:type="dxa" w:w="80"/>
+              <w:left w:type="dxa" w:w="100"/>
+              <w:bottom w:type="dxa" w:w="80"/>
+              <w:right w:type="dxa" w:w="100"/>
+            </w:tcMar>
+            <w:vAlign w:val="top"/>
+          </w:tcPr>
+          <w:p>
+            <w:pPr>
+              <w:spacing w:after="40"/>
               <w:jc w:val="center"/>
             </w:pPr>
             <w:r>
               <w:drawing>
                 <wp:inline distT="0" distB="0" distL="0" distR="0">
-                  <wp:extent cx="1047750" cy="790575"/>
+                  <wp:extent cx="876300" cy="657225"/>
                   <wp:effectExtent t="0" r="0" b="0" l="0"/>
                   <wp:docPr id="1" name="" descr="" title=""/>
                   <wp:cNvGraphicFramePr>
@@ -331,7 +551,7 @@
                         <pic:spPr bwMode="auto">
                           <a:xfrm>
                             <a:off x="0" y="0"/>
-                            <a:ext cx="1047750" cy="790575"/>
+                            <a:ext cx="876300" cy="657225"/>
                           </a:xfrm>
                           <a:prstGeom prst="rect">
                             <a:avLst/>
@@ -344,32 +564,108 @@
               </w:drawing>
             </w:r>
           </w:p>
-        </w:tc>
-        <w:tc>
-          <w:tcPr>
-            <w:tcW w:type="dxa" w:w="7560"/>
-            <w:tcMar>
-              <w:top w:type="dxa" w:w="100"/>
-              <w:left w:type="dxa" w:w="40"/>
-              <w:bottom w:type="dxa" w:w="100"/>
-              <w:right w:type="dxa" w:w="40"/>
-            </w:tcMar>
-            <w:vAlign w:val="center"/>
-          </w:tcPr>
-          <w:p>
-            <w:pPr>
-              <w:spacing w:after="50"/>
+          <w:p>
+            <w:pPr>
+              <w:spacing w:after="0"/>
+            </w:pPr>
+            <w:r>
+              <w:rPr>
+                <w:i/>
+                <w:iCs/>
+                <w:color w:val="5F6F80"/>
+                <w:sz w:val="18"/>
+                <w:szCs w:val="18"/>
+              </w:rPr>
+              <w:t xml:space="preserve">Compare 6:2 and 8:4 using unit rates: 3 &gt; 2.</w:t>
+            </w:r>
+          </w:p>
+        </w:tc>
+      </w:tr>
+      <w:tr>
+        <w:trPr>
+          <w:cantSplit/>
+        </w:trPr>
+        <w:tc>
+          <w:tcPr>
+            <w:tcW w:type="dxa" w:w="1800"/>
+            <w:tcMar>
+              <w:top w:type="dxa" w:w="80"/>
+              <w:left w:type="dxa" w:w="100"/>
+              <w:bottom w:type="dxa" w:w="80"/>
+              <w:right w:type="dxa" w:w="100"/>
+            </w:tcMar>
+            <w:vAlign w:val="top"/>
+          </w:tcPr>
+          <w:p>
+            <w:pPr>
+              <w:spacing w:after="30"/>
             </w:pPr>
             <w:r>
               <w:rPr>
                 <w:b/>
                 <w:bCs/>
                 <w:color w:val="12355B"/>
-                <w:sz w:val="24"/>
-                <w:szCs w:val="24"/>
-              </w:rPr>
-              <w:t xml:space="preserve">Compare Ratios</w:t>
-            </w:r>
+                <w:sz w:val="21"/>
+                <w:szCs w:val="21"/>
+              </w:rPr>
+              <w:t xml:space="preserve">Unit rate</w:t>
+            </w:r>
+          </w:p>
+          <w:p>
+            <w:pPr>
+              <w:spacing w:after="0"/>
+            </w:pPr>
+            <w:r>
+              <w:rPr>
+                <w:i/>
+                <w:iCs/>
+                <w:color w:val="5F6F80"/>
+                <w:sz w:val="18"/>
+                <w:szCs w:val="18"/>
+              </w:rPr>
+              <w:t xml:space="preserve">Tasa unitaria</w:t>
+            </w:r>
+          </w:p>
+        </w:tc>
+        <w:tc>
+          <w:tcPr>
+            <w:tcW w:type="dxa" w:w="3160"/>
+            <w:tcMar>
+              <w:top w:type="dxa" w:w="80"/>
+              <w:left w:type="dxa" w:w="100"/>
+              <w:bottom w:type="dxa" w:w="80"/>
+              <w:right w:type="dxa" w:w="100"/>
+            </w:tcMar>
+            <w:vAlign w:val="top"/>
+          </w:tcPr>
+          <w:p>
+            <w:pPr>
+              <w:spacing w:after="0"/>
+            </w:pPr>
+            <w:r>
+              <w:rPr>
+                <w:sz w:val="20"/>
+                <w:szCs w:val="20"/>
+              </w:rPr>
+              <w:t xml:space="preserve">A rate for just 1 of something, like cost for 1 item.</w:t>
+            </w:r>
+          </w:p>
+        </w:tc>
+        <w:tc>
+          <w:tcPr>
+            <w:tcW w:type="dxa" w:w="2200"/>
+            <w:tcMar>
+              <w:top w:type="dxa" w:w="80"/>
+              <w:left w:type="dxa" w:w="100"/>
+              <w:bottom w:type="dxa" w:w="80"/>
+              <w:right w:type="dxa" w:w="100"/>
+            </w:tcMar>
+            <w:vAlign w:val="top"/>
+          </w:tcPr>
+          <w:p>
+            <w:pPr>
+              <w:spacing w:after="40"/>
+            </w:pPr>
             <w:r>
               <w:rPr>
                 <w:i/>
@@ -378,89 +674,41 @@
                 <w:sz w:val="19"/>
                 <w:szCs w:val="19"/>
               </w:rPr>
-              <w:t xml:space="preserve">   Comparar razones</w:t>
-            </w:r>
-          </w:p>
+              <w:t xml:space="preserve">Not Unit rate: write a counter-example that breaks the definition.</w:t>
+            </w:r>
+          </w:p>
+          <w:p>
+            <w:pPr>
+              <w:pBdr>
+                <w:bottom w:val="single" w:color="AFBECC" w:sz="6"/>
+              </w:pBdr>
+              <w:spacing w:after="30" w:before="150"/>
+            </w:pPr>
+            <w:r>
+              <w:t xml:space="preserve"/>
+            </w:r>
+          </w:p>
+        </w:tc>
+        <w:tc>
+          <w:tcPr>
+            <w:tcW w:type="dxa" w:w="2200"/>
+            <w:tcMar>
+              <w:top w:type="dxa" w:w="80"/>
+              <w:left w:type="dxa" w:w="100"/>
+              <w:bottom w:type="dxa" w:w="80"/>
+              <w:right w:type="dxa" w:w="100"/>
+            </w:tcMar>
+            <w:vAlign w:val="top"/>
+          </w:tcPr>
           <w:p>
             <w:pPr>
               <w:spacing w:after="40"/>
-            </w:pPr>
-            <w:r>
-              <w:rPr>
-                <w:sz w:val="21"/>
-                <w:szCs w:val="21"/>
-              </w:rPr>
-              <w:t xml:space="preserve">Decide which ratio is greater, less, or equal by using equivalent ratios or unit rates.</w:t>
-            </w:r>
-          </w:p>
-          <w:p>
-            <w:pPr>
-              <w:spacing w:after="0"/>
-            </w:pPr>
-            <w:r>
-              <w:rPr>
-                <w:b/>
-                <w:bCs/>
-                <w:color w:val="1FA6A2"/>
-                <w:sz w:val="18"/>
-                <w:szCs w:val="18"/>
-              </w:rPr>
-              <w:t xml:space="preserve">Example:  </w:t>
-            </w:r>
-            <w:r>
-              <w:rPr>
-                <w:i/>
-                <w:iCs/>
-                <w:color w:val="5F6F80"/>
-                <w:sz w:val="18"/>
-                <w:szCs w:val="18"/>
-              </w:rPr>
-              <w:t xml:space="preserve">Compare 6:2 and 8:4 using unit rates: 3 &gt; 2.</w:t>
-            </w:r>
-          </w:p>
-        </w:tc>
-      </w:tr>
-    </w:tbl>
-    <w:tbl>
-      <w:tblPr>
-        <w:tblW w:type="pct" w:w="100%"/>
-        <w:tblBorders>
-          <w:top w:val="none" w:color="FFFFFF" w:sz="0"/>
-          <w:left w:val="none" w:color="FFFFFF" w:sz="0"/>
-          <w:bottom w:val="single" w:color="C7D2DD" w:sz="4"/>
-          <w:right w:val="none" w:color="FFFFFF" w:sz="0"/>
-          <w:insideH w:val="none" w:color="FFFFFF" w:sz="0"/>
-          <w:insideV w:val="none" w:color="FFFFFF" w:sz="0"/>
-        </w:tblBorders>
-      </w:tblPr>
-      <w:tblGrid>
-        <w:gridCol w:w="1800"/>
-        <w:gridCol w:w="7560"/>
-      </w:tblGrid>
-      <w:tr>
-        <w:trPr>
-          <w:cantSplit/>
-        </w:trPr>
-        <w:tc>
-          <w:tcPr>
-            <w:tcW w:type="dxa" w:w="1800"/>
-            <w:tcMar>
-              <w:top w:type="dxa" w:w="100"/>
-              <w:left w:type="dxa" w:w="40"/>
-              <w:bottom w:type="dxa" w:w="100"/>
-              <w:right w:type="dxa" w:w="120"/>
-            </w:tcMar>
-            <w:vAlign w:val="center"/>
-          </w:tcPr>
-          <w:p>
-            <w:pPr>
-              <w:spacing w:after="0"/>
               <w:jc w:val="center"/>
             </w:pPr>
             <w:r>
               <w:drawing>
                 <wp:inline distT="0" distB="0" distL="0" distR="0">
-                  <wp:extent cx="1047750" cy="790575"/>
+                  <wp:extent cx="876300" cy="657225"/>
                   <wp:effectExtent t="0" r="0" b="0" l="0"/>
                   <wp:docPr id="1" name="" descr="" title=""/>
                   <wp:cNvGraphicFramePr>
@@ -485,7 +733,7 @@
                         <pic:spPr bwMode="auto">
                           <a:xfrm>
                             <a:off x="0" y="0"/>
-                            <a:ext cx="1047750" cy="790575"/>
+                            <a:ext cx="876300" cy="657225"/>
                           </a:xfrm>
                           <a:prstGeom prst="rect">
                             <a:avLst/>
@@ -498,32 +746,108 @@
               </w:drawing>
             </w:r>
           </w:p>
-        </w:tc>
-        <w:tc>
-          <w:tcPr>
-            <w:tcW w:type="dxa" w:w="7560"/>
-            <w:tcMar>
-              <w:top w:type="dxa" w:w="100"/>
-              <w:left w:type="dxa" w:w="40"/>
-              <w:bottom w:type="dxa" w:w="100"/>
-              <w:right w:type="dxa" w:w="40"/>
-            </w:tcMar>
-            <w:vAlign w:val="center"/>
-          </w:tcPr>
-          <w:p>
-            <w:pPr>
-              <w:spacing w:after="50"/>
+          <w:p>
+            <w:pPr>
+              <w:spacing w:after="0"/>
+            </w:pPr>
+            <w:r>
+              <w:rPr>
+                <w:i/>
+                <w:iCs/>
+                <w:color w:val="5F6F80"/>
+                <w:sz w:val="18"/>
+                <w:szCs w:val="18"/>
+              </w:rPr>
+              <w:t xml:space="preserve">$3 per 1 pound → unit rate is $3/lb</w:t>
+            </w:r>
+          </w:p>
+        </w:tc>
+      </w:tr>
+      <w:tr>
+        <w:trPr>
+          <w:cantSplit/>
+        </w:trPr>
+        <w:tc>
+          <w:tcPr>
+            <w:tcW w:type="dxa" w:w="1800"/>
+            <w:tcMar>
+              <w:top w:type="dxa" w:w="80"/>
+              <w:left w:type="dxa" w:w="100"/>
+              <w:bottom w:type="dxa" w:w="80"/>
+              <w:right w:type="dxa" w:w="100"/>
+            </w:tcMar>
+            <w:vAlign w:val="top"/>
+          </w:tcPr>
+          <w:p>
+            <w:pPr>
+              <w:spacing w:after="30"/>
             </w:pPr>
             <w:r>
               <w:rPr>
                 <w:b/>
                 <w:bCs/>
                 <w:color w:val="12355B"/>
-                <w:sz w:val="24"/>
-                <w:szCs w:val="24"/>
-              </w:rPr>
-              <w:t xml:space="preserve">Unit rate</w:t>
-            </w:r>
+                <w:sz w:val="21"/>
+                <w:szCs w:val="21"/>
+              </w:rPr>
+              <w:t xml:space="preserve">Equivalent ratio</w:t>
+            </w:r>
+          </w:p>
+          <w:p>
+            <w:pPr>
+              <w:spacing w:after="0"/>
+            </w:pPr>
+            <w:r>
+              <w:rPr>
+                <w:i/>
+                <w:iCs/>
+                <w:color w:val="5F6F80"/>
+                <w:sz w:val="18"/>
+                <w:szCs w:val="18"/>
+              </w:rPr>
+              <w:t xml:space="preserve">Razón equivalente</w:t>
+            </w:r>
+          </w:p>
+        </w:tc>
+        <w:tc>
+          <w:tcPr>
+            <w:tcW w:type="dxa" w:w="3160"/>
+            <w:tcMar>
+              <w:top w:type="dxa" w:w="80"/>
+              <w:left w:type="dxa" w:w="100"/>
+              <w:bottom w:type="dxa" w:w="80"/>
+              <w:right w:type="dxa" w:w="100"/>
+            </w:tcMar>
+            <w:vAlign w:val="top"/>
+          </w:tcPr>
+          <w:p>
+            <w:pPr>
+              <w:spacing w:after="0"/>
+            </w:pPr>
+            <w:r>
+              <w:rPr>
+                <w:sz w:val="20"/>
+                <w:szCs w:val="20"/>
+              </w:rPr>
+              <w:t xml:space="preserve">Two ratios that mean the same thing.</w:t>
+            </w:r>
+          </w:p>
+        </w:tc>
+        <w:tc>
+          <w:tcPr>
+            <w:tcW w:type="dxa" w:w="2200"/>
+            <w:tcMar>
+              <w:top w:type="dxa" w:w="80"/>
+              <w:left w:type="dxa" w:w="100"/>
+              <w:bottom w:type="dxa" w:w="80"/>
+              <w:right w:type="dxa" w:w="100"/>
+            </w:tcMar>
+            <w:vAlign w:val="top"/>
+          </w:tcPr>
+          <w:p>
+            <w:pPr>
+              <w:spacing w:after="40"/>
+            </w:pPr>
             <w:r>
               <w:rPr>
                 <w:i/>
@@ -532,89 +856,41 @@
                 <w:sz w:val="19"/>
                 <w:szCs w:val="19"/>
               </w:rPr>
-              <w:t xml:space="preserve">   Tasa unitaria</w:t>
-            </w:r>
-          </w:p>
+              <w:t xml:space="preserve">Not Equivalent ratio: write a counter-example that breaks the definition.</w:t>
+            </w:r>
+          </w:p>
+          <w:p>
+            <w:pPr>
+              <w:pBdr>
+                <w:bottom w:val="single" w:color="AFBECC" w:sz="6"/>
+              </w:pBdr>
+              <w:spacing w:after="30" w:before="150"/>
+            </w:pPr>
+            <w:r>
+              <w:t xml:space="preserve"/>
+            </w:r>
+          </w:p>
+        </w:tc>
+        <w:tc>
+          <w:tcPr>
+            <w:tcW w:type="dxa" w:w="2200"/>
+            <w:tcMar>
+              <w:top w:type="dxa" w:w="80"/>
+              <w:left w:type="dxa" w:w="100"/>
+              <w:bottom w:type="dxa" w:w="80"/>
+              <w:right w:type="dxa" w:w="100"/>
+            </w:tcMar>
+            <w:vAlign w:val="top"/>
+          </w:tcPr>
           <w:p>
             <w:pPr>
               <w:spacing w:after="40"/>
-            </w:pPr>
-            <w:r>
-              <w:rPr>
-                <w:sz w:val="21"/>
-                <w:szCs w:val="21"/>
-              </w:rPr>
-              <w:t xml:space="preserve">A rate for just 1 of something, like cost for 1 item.</w:t>
-            </w:r>
-          </w:p>
-          <w:p>
-            <w:pPr>
-              <w:spacing w:after="0"/>
-            </w:pPr>
-            <w:r>
-              <w:rPr>
-                <w:b/>
-                <w:bCs/>
-                <w:color w:val="1FA6A2"/>
-                <w:sz w:val="18"/>
-                <w:szCs w:val="18"/>
-              </w:rPr>
-              <w:t xml:space="preserve">Example:  </w:t>
-            </w:r>
-            <w:r>
-              <w:rPr>
-                <w:i/>
-                <w:iCs/>
-                <w:color w:val="5F6F80"/>
-                <w:sz w:val="18"/>
-                <w:szCs w:val="18"/>
-              </w:rPr>
-              <w:t xml:space="preserve">$3 per 1 pound → unit rate is $3/lb</w:t>
-            </w:r>
-          </w:p>
-        </w:tc>
-      </w:tr>
-    </w:tbl>
-    <w:tbl>
-      <w:tblPr>
-        <w:tblW w:type="pct" w:w="100%"/>
-        <w:tblBorders>
-          <w:top w:val="none" w:color="FFFFFF" w:sz="0"/>
-          <w:left w:val="none" w:color="FFFFFF" w:sz="0"/>
-          <w:bottom w:val="single" w:color="C7D2DD" w:sz="4"/>
-          <w:right w:val="none" w:color="FFFFFF" w:sz="0"/>
-          <w:insideH w:val="none" w:color="FFFFFF" w:sz="0"/>
-          <w:insideV w:val="none" w:color="FFFFFF" w:sz="0"/>
-        </w:tblBorders>
-      </w:tblPr>
-      <w:tblGrid>
-        <w:gridCol w:w="1800"/>
-        <w:gridCol w:w="7560"/>
-      </w:tblGrid>
-      <w:tr>
-        <w:trPr>
-          <w:cantSplit/>
-        </w:trPr>
-        <w:tc>
-          <w:tcPr>
-            <w:tcW w:type="dxa" w:w="1800"/>
-            <w:tcMar>
-              <w:top w:type="dxa" w:w="100"/>
-              <w:left w:type="dxa" w:w="40"/>
-              <w:bottom w:type="dxa" w:w="100"/>
-              <w:right w:type="dxa" w:w="120"/>
-            </w:tcMar>
-            <w:vAlign w:val="center"/>
-          </w:tcPr>
-          <w:p>
-            <w:pPr>
-              <w:spacing w:after="0"/>
               <w:jc w:val="center"/>
             </w:pPr>
             <w:r>
               <w:drawing>
                 <wp:inline distT="0" distB="0" distL="0" distR="0">
-                  <wp:extent cx="1047750" cy="790575"/>
+                  <wp:extent cx="876300" cy="657225"/>
                   <wp:effectExtent t="0" r="0" b="0" l="0"/>
                   <wp:docPr id="1" name="" descr="" title=""/>
                   <wp:cNvGraphicFramePr>
@@ -639,7 +915,7 @@
                         <pic:spPr bwMode="auto">
                           <a:xfrm>
                             <a:off x="0" y="0"/>
-                            <a:ext cx="1047750" cy="790575"/>
+                            <a:ext cx="876300" cy="657225"/>
                           </a:xfrm>
                           <a:prstGeom prst="rect">
                             <a:avLst/>
@@ -652,32 +928,108 @@
               </w:drawing>
             </w:r>
           </w:p>
-        </w:tc>
-        <w:tc>
-          <w:tcPr>
-            <w:tcW w:type="dxa" w:w="7560"/>
-            <w:tcMar>
-              <w:top w:type="dxa" w:w="100"/>
-              <w:left w:type="dxa" w:w="40"/>
-              <w:bottom w:type="dxa" w:w="100"/>
-              <w:right w:type="dxa" w:w="40"/>
-            </w:tcMar>
-            <w:vAlign w:val="center"/>
-          </w:tcPr>
-          <w:p>
-            <w:pPr>
-              <w:spacing w:after="50"/>
+          <w:p>
+            <w:pPr>
+              <w:spacing w:after="0"/>
+            </w:pPr>
+            <w:r>
+              <w:rPr>
+                <w:i/>
+                <w:iCs/>
+                <w:color w:val="5F6F80"/>
+                <w:sz w:val="18"/>
+                <w:szCs w:val="18"/>
+              </w:rPr>
+              <w:t xml:space="preserve">4:6 and 2:3 are equivalent (both simplify to 2:3)</w:t>
+            </w:r>
+          </w:p>
+        </w:tc>
+      </w:tr>
+      <w:tr>
+        <w:trPr>
+          <w:cantSplit/>
+        </w:trPr>
+        <w:tc>
+          <w:tcPr>
+            <w:tcW w:type="dxa" w:w="1800"/>
+            <w:tcMar>
+              <w:top w:type="dxa" w:w="80"/>
+              <w:left w:type="dxa" w:w="100"/>
+              <w:bottom w:type="dxa" w:w="80"/>
+              <w:right w:type="dxa" w:w="100"/>
+            </w:tcMar>
+            <w:vAlign w:val="top"/>
+          </w:tcPr>
+          <w:p>
+            <w:pPr>
+              <w:spacing w:after="30"/>
             </w:pPr>
             <w:r>
               <w:rPr>
                 <w:b/>
                 <w:bCs/>
                 <w:color w:val="12355B"/>
-                <w:sz w:val="24"/>
-                <w:szCs w:val="24"/>
-              </w:rPr>
-              <w:t xml:space="preserve">Equivalent ratio</w:t>
-            </w:r>
+                <w:sz w:val="21"/>
+                <w:szCs w:val="21"/>
+              </w:rPr>
+              <w:t xml:space="preserve">Compare</w:t>
+            </w:r>
+          </w:p>
+          <w:p>
+            <w:pPr>
+              <w:spacing w:after="0"/>
+            </w:pPr>
+            <w:r>
+              <w:rPr>
+                <w:i/>
+                <w:iCs/>
+                <w:color w:val="5F6F80"/>
+                <w:sz w:val="18"/>
+                <w:szCs w:val="18"/>
+              </w:rPr>
+              <w:t xml:space="preserve">Comparar</w:t>
+            </w:r>
+          </w:p>
+        </w:tc>
+        <w:tc>
+          <w:tcPr>
+            <w:tcW w:type="dxa" w:w="3160"/>
+            <w:tcMar>
+              <w:top w:type="dxa" w:w="80"/>
+              <w:left w:type="dxa" w:w="100"/>
+              <w:bottom w:type="dxa" w:w="80"/>
+              <w:right w:type="dxa" w:w="100"/>
+            </w:tcMar>
+            <w:vAlign w:val="top"/>
+          </w:tcPr>
+          <w:p>
+            <w:pPr>
+              <w:spacing w:after="0"/>
+            </w:pPr>
+            <w:r>
+              <w:rPr>
+                <w:sz w:val="20"/>
+                <w:szCs w:val="20"/>
+              </w:rPr>
+              <w:t xml:space="preserve">To look at ratios and see which is bigger, smaller, or equal.</w:t>
+            </w:r>
+          </w:p>
+        </w:tc>
+        <w:tc>
+          <w:tcPr>
+            <w:tcW w:type="dxa" w:w="2200"/>
+            <w:tcMar>
+              <w:top w:type="dxa" w:w="80"/>
+              <w:left w:type="dxa" w:w="100"/>
+              <w:bottom w:type="dxa" w:w="80"/>
+              <w:right w:type="dxa" w:w="100"/>
+            </w:tcMar>
+            <w:vAlign w:val="top"/>
+          </w:tcPr>
+          <w:p>
+            <w:pPr>
+              <w:spacing w:after="40"/>
+            </w:pPr>
             <w:r>
               <w:rPr>
                 <w:i/>
@@ -686,89 +1038,41 @@
                 <w:sz w:val="19"/>
                 <w:szCs w:val="19"/>
               </w:rPr>
-              <w:t xml:space="preserve">   Razón equivalente</w:t>
-            </w:r>
-          </w:p>
+              <w:t xml:space="preserve">Not Compare: write a counter-example that breaks the definition.</w:t>
+            </w:r>
+          </w:p>
+          <w:p>
+            <w:pPr>
+              <w:pBdr>
+                <w:bottom w:val="single" w:color="AFBECC" w:sz="6"/>
+              </w:pBdr>
+              <w:spacing w:after="30" w:before="150"/>
+            </w:pPr>
+            <w:r>
+              <w:t xml:space="preserve"/>
+            </w:r>
+          </w:p>
+        </w:tc>
+        <w:tc>
+          <w:tcPr>
+            <w:tcW w:type="dxa" w:w="2200"/>
+            <w:tcMar>
+              <w:top w:type="dxa" w:w="80"/>
+              <w:left w:type="dxa" w:w="100"/>
+              <w:bottom w:type="dxa" w:w="80"/>
+              <w:right w:type="dxa" w:w="100"/>
+            </w:tcMar>
+            <w:vAlign w:val="top"/>
+          </w:tcPr>
           <w:p>
             <w:pPr>
               <w:spacing w:after="40"/>
-            </w:pPr>
-            <w:r>
-              <w:rPr>
-                <w:sz w:val="21"/>
-                <w:szCs w:val="21"/>
-              </w:rPr>
-              <w:t xml:space="preserve">Two ratios that mean the same thing.</w:t>
-            </w:r>
-          </w:p>
-          <w:p>
-            <w:pPr>
-              <w:spacing w:after="0"/>
-            </w:pPr>
-            <w:r>
-              <w:rPr>
-                <w:b/>
-                <w:bCs/>
-                <w:color w:val="1FA6A2"/>
-                <w:sz w:val="18"/>
-                <w:szCs w:val="18"/>
-              </w:rPr>
-              <w:t xml:space="preserve">Example:  </w:t>
-            </w:r>
-            <w:r>
-              <w:rPr>
-                <w:i/>
-                <w:iCs/>
-                <w:color w:val="5F6F80"/>
-                <w:sz w:val="18"/>
-                <w:szCs w:val="18"/>
-              </w:rPr>
-              <w:t xml:space="preserve">4:6 and 2:3 are equivalent (both simplify to 2:3)</w:t>
-            </w:r>
-          </w:p>
-        </w:tc>
-      </w:tr>
-    </w:tbl>
-    <w:tbl>
-      <w:tblPr>
-        <w:tblW w:type="pct" w:w="100%"/>
-        <w:tblBorders>
-          <w:top w:val="none" w:color="FFFFFF" w:sz="0"/>
-          <w:left w:val="none" w:color="FFFFFF" w:sz="0"/>
-          <w:bottom w:val="single" w:color="C7D2DD" w:sz="4"/>
-          <w:right w:val="none" w:color="FFFFFF" w:sz="0"/>
-          <w:insideH w:val="none" w:color="FFFFFF" w:sz="0"/>
-          <w:insideV w:val="none" w:color="FFFFFF" w:sz="0"/>
-        </w:tblBorders>
-      </w:tblPr>
-      <w:tblGrid>
-        <w:gridCol w:w="1800"/>
-        <w:gridCol w:w="7560"/>
-      </w:tblGrid>
-      <w:tr>
-        <w:trPr>
-          <w:cantSplit/>
-        </w:trPr>
-        <w:tc>
-          <w:tcPr>
-            <w:tcW w:type="dxa" w:w="1800"/>
-            <w:tcMar>
-              <w:top w:type="dxa" w:w="100"/>
-              <w:left w:type="dxa" w:w="40"/>
-              <w:bottom w:type="dxa" w:w="100"/>
-              <w:right w:type="dxa" w:w="120"/>
-            </w:tcMar>
-            <w:vAlign w:val="center"/>
-          </w:tcPr>
-          <w:p>
-            <w:pPr>
-              <w:spacing w:after="0"/>
               <w:jc w:val="center"/>
             </w:pPr>
             <w:r>
               <w:drawing>
                 <wp:inline distT="0" distB="0" distL="0" distR="0">
-                  <wp:extent cx="1047750" cy="790575"/>
+                  <wp:extent cx="876300" cy="657225"/>
                   <wp:effectExtent t="0" r="0" b="0" l="0"/>
                   <wp:docPr id="1" name="" descr="" title=""/>
                   <wp:cNvGraphicFramePr>
@@ -793,7 +1097,7 @@
                         <pic:spPr bwMode="auto">
                           <a:xfrm>
                             <a:off x="0" y="0"/>
-                            <a:ext cx="1047750" cy="790575"/>
+                            <a:ext cx="876300" cy="657225"/>
                           </a:xfrm>
                           <a:prstGeom prst="rect">
                             <a:avLst/>
@@ -806,32 +1110,108 @@
               </w:drawing>
             </w:r>
           </w:p>
-        </w:tc>
-        <w:tc>
-          <w:tcPr>
-            <w:tcW w:type="dxa" w:w="7560"/>
-            <w:tcMar>
-              <w:top w:type="dxa" w:w="100"/>
-              <w:left w:type="dxa" w:w="40"/>
-              <w:bottom w:type="dxa" w:w="100"/>
-              <w:right w:type="dxa" w:w="40"/>
-            </w:tcMar>
-            <w:vAlign w:val="center"/>
-          </w:tcPr>
-          <w:p>
-            <w:pPr>
-              <w:spacing w:after="50"/>
+          <w:p>
+            <w:pPr>
+              <w:spacing w:after="0"/>
+            </w:pPr>
+            <w:r>
+              <w:rPr>
+                <w:i/>
+                <w:iCs/>
+                <w:color w:val="5F6F80"/>
+                <w:sz w:val="18"/>
+                <w:szCs w:val="18"/>
+              </w:rPr>
+              <w:t xml:space="preserve">3:4 vs. 2:5 — which has more of the first ingredient per unit?</w:t>
+            </w:r>
+          </w:p>
+        </w:tc>
+      </w:tr>
+      <w:tr>
+        <w:trPr>
+          <w:cantSplit/>
+        </w:trPr>
+        <w:tc>
+          <w:tcPr>
+            <w:tcW w:type="dxa" w:w="1800"/>
+            <w:tcMar>
+              <w:top w:type="dxa" w:w="80"/>
+              <w:left w:type="dxa" w:w="100"/>
+              <w:bottom w:type="dxa" w:w="80"/>
+              <w:right w:type="dxa" w:w="100"/>
+            </w:tcMar>
+            <w:vAlign w:val="top"/>
+          </w:tcPr>
+          <w:p>
+            <w:pPr>
+              <w:spacing w:after="30"/>
             </w:pPr>
             <w:r>
               <w:rPr>
                 <w:b/>
                 <w:bCs/>
                 <w:color w:val="12355B"/>
-                <w:sz w:val="24"/>
-                <w:szCs w:val="24"/>
-              </w:rPr>
-              <w:t xml:space="preserve">Compare</w:t>
-            </w:r>
+                <w:sz w:val="21"/>
+                <w:szCs w:val="21"/>
+              </w:rPr>
+              <w:t xml:space="preserve">Simplify</w:t>
+            </w:r>
+          </w:p>
+          <w:p>
+            <w:pPr>
+              <w:spacing w:after="0"/>
+            </w:pPr>
+            <w:r>
+              <w:rPr>
+                <w:i/>
+                <w:iCs/>
+                <w:color w:val="5F6F80"/>
+                <w:sz w:val="18"/>
+                <w:szCs w:val="18"/>
+              </w:rPr>
+              <w:t xml:space="preserve">Simplificar</w:t>
+            </w:r>
+          </w:p>
+        </w:tc>
+        <w:tc>
+          <w:tcPr>
+            <w:tcW w:type="dxa" w:w="3160"/>
+            <w:tcMar>
+              <w:top w:type="dxa" w:w="80"/>
+              <w:left w:type="dxa" w:w="100"/>
+              <w:bottom w:type="dxa" w:w="80"/>
+              <w:right w:type="dxa" w:w="100"/>
+            </w:tcMar>
+            <w:vAlign w:val="top"/>
+          </w:tcPr>
+          <w:p>
+            <w:pPr>
+              <w:spacing w:after="0"/>
+            </w:pPr>
+            <w:r>
+              <w:rPr>
+                <w:sz w:val="20"/>
+                <w:szCs w:val="20"/>
+              </w:rPr>
+              <w:t xml:space="preserve">To write a ratio with smaller numbers that still compares the same way. 6:8 and 3:4 are the same ratio.</w:t>
+            </w:r>
+          </w:p>
+        </w:tc>
+        <w:tc>
+          <w:tcPr>
+            <w:tcW w:type="dxa" w:w="2200"/>
+            <w:tcMar>
+              <w:top w:type="dxa" w:w="80"/>
+              <w:left w:type="dxa" w:w="100"/>
+              <w:bottom w:type="dxa" w:w="80"/>
+              <w:right w:type="dxa" w:w="100"/>
+            </w:tcMar>
+            <w:vAlign w:val="top"/>
+          </w:tcPr>
+          <w:p>
+            <w:pPr>
+              <w:spacing w:after="40"/>
+            </w:pPr>
             <w:r>
               <w:rPr>
                 <w:i/>
@@ -840,89 +1220,41 @@
                 <w:sz w:val="19"/>
                 <w:szCs w:val="19"/>
               </w:rPr>
-              <w:t xml:space="preserve">   Comparar</w:t>
-            </w:r>
-          </w:p>
+              <w:t xml:space="preserve">Not Simplify: write a counter-example that breaks the definition.</w:t>
+            </w:r>
+          </w:p>
+          <w:p>
+            <w:pPr>
+              <w:pBdr>
+                <w:bottom w:val="single" w:color="AFBECC" w:sz="6"/>
+              </w:pBdr>
+              <w:spacing w:after="30" w:before="150"/>
+            </w:pPr>
+            <w:r>
+              <w:t xml:space="preserve"/>
+            </w:r>
+          </w:p>
+        </w:tc>
+        <w:tc>
+          <w:tcPr>
+            <w:tcW w:type="dxa" w:w="2200"/>
+            <w:tcMar>
+              <w:top w:type="dxa" w:w="80"/>
+              <w:left w:type="dxa" w:w="100"/>
+              <w:bottom w:type="dxa" w:w="80"/>
+              <w:right w:type="dxa" w:w="100"/>
+            </w:tcMar>
+            <w:vAlign w:val="top"/>
+          </w:tcPr>
           <w:p>
             <w:pPr>
               <w:spacing w:after="40"/>
-            </w:pPr>
-            <w:r>
-              <w:rPr>
-                <w:sz w:val="21"/>
-                <w:szCs w:val="21"/>
-              </w:rPr>
-              <w:t xml:space="preserve">To look at ratios and see which is bigger, smaller, or equal.</w:t>
-            </w:r>
-          </w:p>
-          <w:p>
-            <w:pPr>
-              <w:spacing w:after="0"/>
-            </w:pPr>
-            <w:r>
-              <w:rPr>
-                <w:b/>
-                <w:bCs/>
-                <w:color w:val="1FA6A2"/>
-                <w:sz w:val="18"/>
-                <w:szCs w:val="18"/>
-              </w:rPr>
-              <w:t xml:space="preserve">Example:  </w:t>
-            </w:r>
-            <w:r>
-              <w:rPr>
-                <w:i/>
-                <w:iCs/>
-                <w:color w:val="5F6F80"/>
-                <w:sz w:val="18"/>
-                <w:szCs w:val="18"/>
-              </w:rPr>
-              <w:t xml:space="preserve">3:4 vs. 2:5 — which has more of the first ingredient per unit?</w:t>
-            </w:r>
-          </w:p>
-        </w:tc>
-      </w:tr>
-    </w:tbl>
-    <w:tbl>
-      <w:tblPr>
-        <w:tblW w:type="pct" w:w="100%"/>
-        <w:tblBorders>
-          <w:top w:val="none" w:color="FFFFFF" w:sz="0"/>
-          <w:left w:val="none" w:color="FFFFFF" w:sz="0"/>
-          <w:bottom w:val="single" w:color="C7D2DD" w:sz="4"/>
-          <w:right w:val="none" w:color="FFFFFF" w:sz="0"/>
-          <w:insideH w:val="none" w:color="FFFFFF" w:sz="0"/>
-          <w:insideV w:val="none" w:color="FFFFFF" w:sz="0"/>
-        </w:tblBorders>
-      </w:tblPr>
-      <w:tblGrid>
-        <w:gridCol w:w="1800"/>
-        <w:gridCol w:w="7560"/>
-      </w:tblGrid>
-      <w:tr>
-        <w:trPr>
-          <w:cantSplit/>
-        </w:trPr>
-        <w:tc>
-          <w:tcPr>
-            <w:tcW w:type="dxa" w:w="1800"/>
-            <w:tcMar>
-              <w:top w:type="dxa" w:w="100"/>
-              <w:left w:type="dxa" w:w="40"/>
-              <w:bottom w:type="dxa" w:w="100"/>
-              <w:right w:type="dxa" w:w="120"/>
-            </w:tcMar>
-            <w:vAlign w:val="center"/>
-          </w:tcPr>
-          <w:p>
-            <w:pPr>
-              <w:spacing w:after="0"/>
               <w:jc w:val="center"/>
             </w:pPr>
             <w:r>
               <w:drawing>
                 <wp:inline distT="0" distB="0" distL="0" distR="0">
-                  <wp:extent cx="1047750" cy="790575"/>
+                  <wp:extent cx="876300" cy="657225"/>
                   <wp:effectExtent t="0" r="0" b="0" l="0"/>
                   <wp:docPr id="1" name="" descr="" title=""/>
                   <wp:cNvGraphicFramePr>
@@ -947,7 +1279,7 @@
                         <pic:spPr bwMode="auto">
                           <a:xfrm>
                             <a:off x="0" y="0"/>
-                            <a:ext cx="1047750" cy="790575"/>
+                            <a:ext cx="876300" cy="657225"/>
                           </a:xfrm>
                           <a:prstGeom prst="rect">
                             <a:avLst/>
@@ -960,32 +1292,108 @@
               </w:drawing>
             </w:r>
           </w:p>
-        </w:tc>
-        <w:tc>
-          <w:tcPr>
-            <w:tcW w:type="dxa" w:w="7560"/>
-            <w:tcMar>
-              <w:top w:type="dxa" w:w="100"/>
-              <w:left w:type="dxa" w:w="40"/>
-              <w:bottom w:type="dxa" w:w="100"/>
-              <w:right w:type="dxa" w:w="40"/>
-            </w:tcMar>
-            <w:vAlign w:val="center"/>
-          </w:tcPr>
-          <w:p>
-            <w:pPr>
-              <w:spacing w:after="50"/>
+          <w:p>
+            <w:pPr>
+              <w:spacing w:after="0"/>
+            </w:pPr>
+            <w:r>
+              <w:rPr>
+                <w:i/>
+                <w:iCs/>
+                <w:color w:val="5F6F80"/>
+                <w:sz w:val="18"/>
+                <w:szCs w:val="18"/>
+              </w:rPr>
+              <w:t xml:space="preserve">8:12 → divide both by 4 → 2:3</w:t>
+            </w:r>
+          </w:p>
+        </w:tc>
+      </w:tr>
+      <w:tr>
+        <w:trPr>
+          <w:cantSplit/>
+        </w:trPr>
+        <w:tc>
+          <w:tcPr>
+            <w:tcW w:type="dxa" w:w="1800"/>
+            <w:tcMar>
+              <w:top w:type="dxa" w:w="80"/>
+              <w:left w:type="dxa" w:w="100"/>
+              <w:bottom w:type="dxa" w:w="80"/>
+              <w:right w:type="dxa" w:w="100"/>
+            </w:tcMar>
+            <w:vAlign w:val="top"/>
+          </w:tcPr>
+          <w:p>
+            <w:pPr>
+              <w:spacing w:after="30"/>
             </w:pPr>
             <w:r>
               <w:rPr>
                 <w:b/>
                 <w:bCs/>
                 <w:color w:val="12355B"/>
-                <w:sz w:val="24"/>
-                <w:szCs w:val="24"/>
-              </w:rPr>
-              <w:t xml:space="preserve">Simplify</w:t>
-            </w:r>
+                <w:sz w:val="21"/>
+                <w:szCs w:val="21"/>
+              </w:rPr>
+              <w:t xml:space="preserve">Common denominator</w:t>
+            </w:r>
+          </w:p>
+          <w:p>
+            <w:pPr>
+              <w:spacing w:after="0"/>
+            </w:pPr>
+            <w:r>
+              <w:rPr>
+                <w:i/>
+                <w:iCs/>
+                <w:color w:val="5F6F80"/>
+                <w:sz w:val="18"/>
+                <w:szCs w:val="18"/>
+              </w:rPr>
+              <w:t xml:space="preserve">Denominador común</w:t>
+            </w:r>
+          </w:p>
+        </w:tc>
+        <w:tc>
+          <w:tcPr>
+            <w:tcW w:type="dxa" w:w="3160"/>
+            <w:tcMar>
+              <w:top w:type="dxa" w:w="80"/>
+              <w:left w:type="dxa" w:w="100"/>
+              <w:bottom w:type="dxa" w:w="80"/>
+              <w:right w:type="dxa" w:w="100"/>
+            </w:tcMar>
+            <w:vAlign w:val="top"/>
+          </w:tcPr>
+          <w:p>
+            <w:pPr>
+              <w:spacing w:after="0"/>
+            </w:pPr>
+            <w:r>
+              <w:rPr>
+                <w:sz w:val="20"/>
+                <w:szCs w:val="20"/>
+              </w:rPr>
+              <w:t xml:space="preserve">A bottom number that two fractions can share so you can compare them.</w:t>
+            </w:r>
+          </w:p>
+        </w:tc>
+        <w:tc>
+          <w:tcPr>
+            <w:tcW w:type="dxa" w:w="2200"/>
+            <w:tcMar>
+              <w:top w:type="dxa" w:w="80"/>
+              <w:left w:type="dxa" w:w="100"/>
+              <w:bottom w:type="dxa" w:w="80"/>
+              <w:right w:type="dxa" w:w="100"/>
+            </w:tcMar>
+            <w:vAlign w:val="top"/>
+          </w:tcPr>
+          <w:p>
+            <w:pPr>
+              <w:spacing w:after="40"/>
+            </w:pPr>
             <w:r>
               <w:rPr>
                 <w:i/>
@@ -994,89 +1402,41 @@
                 <w:sz w:val="19"/>
                 <w:szCs w:val="19"/>
               </w:rPr>
-              <w:t xml:space="preserve">   Simplificar</w:t>
-            </w:r>
-          </w:p>
+              <w:t xml:space="preserve">Not Common denominator: write a counter-example that breaks the definition.</w:t>
+            </w:r>
+          </w:p>
+          <w:p>
+            <w:pPr>
+              <w:pBdr>
+                <w:bottom w:val="single" w:color="AFBECC" w:sz="6"/>
+              </w:pBdr>
+              <w:spacing w:after="30" w:before="150"/>
+            </w:pPr>
+            <w:r>
+              <w:t xml:space="preserve"/>
+            </w:r>
+          </w:p>
+        </w:tc>
+        <w:tc>
+          <w:tcPr>
+            <w:tcW w:type="dxa" w:w="2200"/>
+            <w:tcMar>
+              <w:top w:type="dxa" w:w="80"/>
+              <w:left w:type="dxa" w:w="100"/>
+              <w:bottom w:type="dxa" w:w="80"/>
+              <w:right w:type="dxa" w:w="100"/>
+            </w:tcMar>
+            <w:vAlign w:val="top"/>
+          </w:tcPr>
           <w:p>
             <w:pPr>
               <w:spacing w:after="40"/>
-            </w:pPr>
-            <w:r>
-              <w:rPr>
-                <w:sz w:val="21"/>
-                <w:szCs w:val="21"/>
-              </w:rPr>
-              <w:t xml:space="preserve">To write a ratio with smaller numbers that still compares the same way. 6:8 and 3:4 are the same ratio.</w:t>
-            </w:r>
-          </w:p>
-          <w:p>
-            <w:pPr>
-              <w:spacing w:after="0"/>
-            </w:pPr>
-            <w:r>
-              <w:rPr>
-                <w:b/>
-                <w:bCs/>
-                <w:color w:val="1FA6A2"/>
-                <w:sz w:val="18"/>
-                <w:szCs w:val="18"/>
-              </w:rPr>
-              <w:t xml:space="preserve">Example:  </w:t>
-            </w:r>
-            <w:r>
-              <w:rPr>
-                <w:i/>
-                <w:iCs/>
-                <w:color w:val="5F6F80"/>
-                <w:sz w:val="18"/>
-                <w:szCs w:val="18"/>
-              </w:rPr>
-              <w:t xml:space="preserve">8:12 → divide both by 4 → 2:3</w:t>
-            </w:r>
-          </w:p>
-        </w:tc>
-      </w:tr>
-    </w:tbl>
-    <w:tbl>
-      <w:tblPr>
-        <w:tblW w:type="pct" w:w="100%"/>
-        <w:tblBorders>
-          <w:top w:val="none" w:color="FFFFFF" w:sz="0"/>
-          <w:left w:val="none" w:color="FFFFFF" w:sz="0"/>
-          <w:bottom w:val="single" w:color="C7D2DD" w:sz="4"/>
-          <w:right w:val="none" w:color="FFFFFF" w:sz="0"/>
-          <w:insideH w:val="none" w:color="FFFFFF" w:sz="0"/>
-          <w:insideV w:val="none" w:color="FFFFFF" w:sz="0"/>
-        </w:tblBorders>
-      </w:tblPr>
-      <w:tblGrid>
-        <w:gridCol w:w="1800"/>
-        <w:gridCol w:w="7560"/>
-      </w:tblGrid>
-      <w:tr>
-        <w:trPr>
-          <w:cantSplit/>
-        </w:trPr>
-        <w:tc>
-          <w:tcPr>
-            <w:tcW w:type="dxa" w:w="1800"/>
-            <w:tcMar>
-              <w:top w:type="dxa" w:w="100"/>
-              <w:left w:type="dxa" w:w="40"/>
-              <w:bottom w:type="dxa" w:w="100"/>
-              <w:right w:type="dxa" w:w="120"/>
-            </w:tcMar>
-            <w:vAlign w:val="center"/>
-          </w:tcPr>
-          <w:p>
-            <w:pPr>
-              <w:spacing w:after="0"/>
               <w:jc w:val="center"/>
             </w:pPr>
             <w:r>
               <w:drawing>
                 <wp:inline distT="0" distB="0" distL="0" distR="0">
-                  <wp:extent cx="1047750" cy="790575"/>
+                  <wp:extent cx="876300" cy="657225"/>
                   <wp:effectExtent t="0" r="0" b="0" l="0"/>
                   <wp:docPr id="1" name="" descr="" title=""/>
                   <wp:cNvGraphicFramePr>
@@ -1101,7 +1461,7 @@
                         <pic:spPr bwMode="auto">
                           <a:xfrm>
                             <a:off x="0" y="0"/>
-                            <a:ext cx="1047750" cy="790575"/>
+                            <a:ext cx="876300" cy="657225"/>
                           </a:xfrm>
                           <a:prstGeom prst="rect">
                             <a:avLst/>
@@ -1114,32 +1474,108 @@
               </w:drawing>
             </w:r>
           </w:p>
-        </w:tc>
-        <w:tc>
-          <w:tcPr>
-            <w:tcW w:type="dxa" w:w="7560"/>
-            <w:tcMar>
-              <w:top w:type="dxa" w:w="100"/>
-              <w:left w:type="dxa" w:w="40"/>
-              <w:bottom w:type="dxa" w:w="100"/>
-              <w:right w:type="dxa" w:w="40"/>
-            </w:tcMar>
-            <w:vAlign w:val="center"/>
-          </w:tcPr>
-          <w:p>
-            <w:pPr>
-              <w:spacing w:after="50"/>
+          <w:p>
+            <w:pPr>
+              <w:spacing w:after="0"/>
+            </w:pPr>
+            <w:r>
+              <w:rPr>
+                <w:i/>
+                <w:iCs/>
+                <w:color w:val="5F6F80"/>
+                <w:sz w:val="18"/>
+                <w:szCs w:val="18"/>
+              </w:rPr>
+              <w:t xml:space="preserve">To compare 3/5 and 4/7, use LCD 35: 21/35 vs 20/35</w:t>
+            </w:r>
+          </w:p>
+        </w:tc>
+      </w:tr>
+      <w:tr>
+        <w:trPr>
+          <w:cantSplit/>
+        </w:trPr>
+        <w:tc>
+          <w:tcPr>
+            <w:tcW w:type="dxa" w:w="1800"/>
+            <w:tcMar>
+              <w:top w:type="dxa" w:w="80"/>
+              <w:left w:type="dxa" w:w="100"/>
+              <w:bottom w:type="dxa" w:w="80"/>
+              <w:right w:type="dxa" w:w="100"/>
+            </w:tcMar>
+            <w:vAlign w:val="top"/>
+          </w:tcPr>
+          <w:p>
+            <w:pPr>
+              <w:spacing w:after="30"/>
             </w:pPr>
             <w:r>
               <w:rPr>
                 <w:b/>
                 <w:bCs/>
                 <w:color w:val="12355B"/>
-                <w:sz w:val="24"/>
-                <w:szCs w:val="24"/>
-              </w:rPr>
-              <w:t xml:space="preserve">Common denominator</w:t>
-            </w:r>
+                <w:sz w:val="21"/>
+                <w:szCs w:val="21"/>
+              </w:rPr>
+              <w:t xml:space="preserve">Common multiple</w:t>
+            </w:r>
+          </w:p>
+          <w:p>
+            <w:pPr>
+              <w:spacing w:after="0"/>
+            </w:pPr>
+            <w:r>
+              <w:rPr>
+                <w:i/>
+                <w:iCs/>
+                <w:color w:val="5F6F80"/>
+                <w:sz w:val="18"/>
+                <w:szCs w:val="18"/>
+              </w:rPr>
+              <w:t xml:space="preserve">Múltiplo común</w:t>
+            </w:r>
+          </w:p>
+        </w:tc>
+        <w:tc>
+          <w:tcPr>
+            <w:tcW w:type="dxa" w:w="3160"/>
+            <w:tcMar>
+              <w:top w:type="dxa" w:w="80"/>
+              <w:left w:type="dxa" w:w="100"/>
+              <w:bottom w:type="dxa" w:w="80"/>
+              <w:right w:type="dxa" w:w="100"/>
+            </w:tcMar>
+            <w:vAlign w:val="top"/>
+          </w:tcPr>
+          <w:p>
+            <w:pPr>
+              <w:spacing w:after="0"/>
+            </w:pPr>
+            <w:r>
+              <w:rPr>
+                <w:sz w:val="20"/>
+                <w:szCs w:val="20"/>
+              </w:rPr>
+              <w:t xml:space="preserve">A number that both terms can be scaled to.</w:t>
+            </w:r>
+          </w:p>
+        </w:tc>
+        <w:tc>
+          <w:tcPr>
+            <w:tcW w:type="dxa" w:w="2200"/>
+            <w:tcMar>
+              <w:top w:type="dxa" w:w="80"/>
+              <w:left w:type="dxa" w:w="100"/>
+              <w:bottom w:type="dxa" w:w="80"/>
+              <w:right w:type="dxa" w:w="100"/>
+            </w:tcMar>
+            <w:vAlign w:val="top"/>
+          </w:tcPr>
+          <w:p>
+            <w:pPr>
+              <w:spacing w:after="40"/>
+            </w:pPr>
             <w:r>
               <w:rPr>
                 <w:i/>
@@ -1148,89 +1584,41 @@
                 <w:sz w:val="19"/>
                 <w:szCs w:val="19"/>
               </w:rPr>
-              <w:t xml:space="preserve">   Denominador común</w:t>
-            </w:r>
-          </w:p>
+              <w:t xml:space="preserve">Not Common multiple: write a counter-example that breaks the definition.</w:t>
+            </w:r>
+          </w:p>
+          <w:p>
+            <w:pPr>
+              <w:pBdr>
+                <w:bottom w:val="single" w:color="AFBECC" w:sz="6"/>
+              </w:pBdr>
+              <w:spacing w:after="30" w:before="150"/>
+            </w:pPr>
+            <w:r>
+              <w:t xml:space="preserve"/>
+            </w:r>
+          </w:p>
+        </w:tc>
+        <w:tc>
+          <w:tcPr>
+            <w:tcW w:type="dxa" w:w="2200"/>
+            <w:tcMar>
+              <w:top w:type="dxa" w:w="80"/>
+              <w:left w:type="dxa" w:w="100"/>
+              <w:bottom w:type="dxa" w:w="80"/>
+              <w:right w:type="dxa" w:w="100"/>
+            </w:tcMar>
+            <w:vAlign w:val="top"/>
+          </w:tcPr>
           <w:p>
             <w:pPr>
               <w:spacing w:after="40"/>
-            </w:pPr>
-            <w:r>
-              <w:rPr>
-                <w:sz w:val="21"/>
-                <w:szCs w:val="21"/>
-              </w:rPr>
-              <w:t xml:space="preserve">A bottom number that two fractions can share so you can compare them.</w:t>
-            </w:r>
-          </w:p>
-          <w:p>
-            <w:pPr>
-              <w:spacing w:after="0"/>
-            </w:pPr>
-            <w:r>
-              <w:rPr>
-                <w:b/>
-                <w:bCs/>
-                <w:color w:val="1FA6A2"/>
-                <w:sz w:val="18"/>
-                <w:szCs w:val="18"/>
-              </w:rPr>
-              <w:t xml:space="preserve">Example:  </w:t>
-            </w:r>
-            <w:r>
-              <w:rPr>
-                <w:i/>
-                <w:iCs/>
-                <w:color w:val="5F6F80"/>
-                <w:sz w:val="18"/>
-                <w:szCs w:val="18"/>
-              </w:rPr>
-              <w:t xml:space="preserve">To compare 3/5 and 4/7, use LCD 35: 21/35 vs 20/35</w:t>
-            </w:r>
-          </w:p>
-        </w:tc>
-      </w:tr>
-    </w:tbl>
-    <w:tbl>
-      <w:tblPr>
-        <w:tblW w:type="pct" w:w="100%"/>
-        <w:tblBorders>
-          <w:top w:val="none" w:color="FFFFFF" w:sz="0"/>
-          <w:left w:val="none" w:color="FFFFFF" w:sz="0"/>
-          <w:bottom w:val="single" w:color="C7D2DD" w:sz="4"/>
-          <w:right w:val="none" w:color="FFFFFF" w:sz="0"/>
-          <w:insideH w:val="none" w:color="FFFFFF" w:sz="0"/>
-          <w:insideV w:val="none" w:color="FFFFFF" w:sz="0"/>
-        </w:tblBorders>
-      </w:tblPr>
-      <w:tblGrid>
-        <w:gridCol w:w="1800"/>
-        <w:gridCol w:w="7560"/>
-      </w:tblGrid>
-      <w:tr>
-        <w:trPr>
-          <w:cantSplit/>
-        </w:trPr>
-        <w:tc>
-          <w:tcPr>
-            <w:tcW w:type="dxa" w:w="1800"/>
-            <w:tcMar>
-              <w:top w:type="dxa" w:w="100"/>
-              <w:left w:type="dxa" w:w="40"/>
-              <w:bottom w:type="dxa" w:w="100"/>
-              <w:right w:type="dxa" w:w="120"/>
-            </w:tcMar>
-            <w:vAlign w:val="center"/>
-          </w:tcPr>
-          <w:p>
-            <w:pPr>
-              <w:spacing w:after="0"/>
               <w:jc w:val="center"/>
             </w:pPr>
             <w:r>
               <w:drawing>
                 <wp:inline distT="0" distB="0" distL="0" distR="0">
-                  <wp:extent cx="1047750" cy="790575"/>
+                  <wp:extent cx="876300" cy="657225"/>
                   <wp:effectExtent t="0" r="0" b="0" l="0"/>
                   <wp:docPr id="1" name="" descr="" title=""/>
                   <wp:cNvGraphicFramePr>
@@ -1255,7 +1643,7 @@
                         <pic:spPr bwMode="auto">
                           <a:xfrm>
                             <a:off x="0" y="0"/>
-                            <a:ext cx="1047750" cy="790575"/>
+                            <a:ext cx="876300" cy="657225"/>
                           </a:xfrm>
                           <a:prstGeom prst="rect">
                             <a:avLst/>
@@ -1268,32 +1656,108 @@
               </w:drawing>
             </w:r>
           </w:p>
-        </w:tc>
-        <w:tc>
-          <w:tcPr>
-            <w:tcW w:type="dxa" w:w="7560"/>
-            <w:tcMar>
-              <w:top w:type="dxa" w:w="100"/>
-              <w:left w:type="dxa" w:w="40"/>
-              <w:bottom w:type="dxa" w:w="100"/>
-              <w:right w:type="dxa" w:w="40"/>
-            </w:tcMar>
-            <w:vAlign w:val="center"/>
-          </w:tcPr>
-          <w:p>
-            <w:pPr>
-              <w:spacing w:after="50"/>
+          <w:p>
+            <w:pPr>
+              <w:spacing w:after="0"/>
+            </w:pPr>
+            <w:r>
+              <w:rPr>
+                <w:i/>
+                <w:iCs/>
+                <w:color w:val="5F6F80"/>
+                <w:sz w:val="18"/>
+                <w:szCs w:val="18"/>
+              </w:rPr>
+              <w:t xml:space="preserve">2 and 3 both reach 6.</w:t>
+            </w:r>
+          </w:p>
+        </w:tc>
+      </w:tr>
+      <w:tr>
+        <w:trPr>
+          <w:cantSplit/>
+        </w:trPr>
+        <w:tc>
+          <w:tcPr>
+            <w:tcW w:type="dxa" w:w="1800"/>
+            <w:tcMar>
+              <w:top w:type="dxa" w:w="80"/>
+              <w:left w:type="dxa" w:w="100"/>
+              <w:bottom w:type="dxa" w:w="80"/>
+              <w:right w:type="dxa" w:w="100"/>
+            </w:tcMar>
+            <w:vAlign w:val="top"/>
+          </w:tcPr>
+          <w:p>
+            <w:pPr>
+              <w:spacing w:after="30"/>
             </w:pPr>
             <w:r>
               <w:rPr>
                 <w:b/>
                 <w:bCs/>
                 <w:color w:val="12355B"/>
-                <w:sz w:val="24"/>
-                <w:szCs w:val="24"/>
-              </w:rPr>
-              <w:t xml:space="preserve">Common multiple</w:t>
-            </w:r>
+                <w:sz w:val="21"/>
+                <w:szCs w:val="21"/>
+              </w:rPr>
+              <w:t xml:space="preserve">Least common multiple</w:t>
+            </w:r>
+          </w:p>
+          <w:p>
+            <w:pPr>
+              <w:spacing w:after="0"/>
+            </w:pPr>
+            <w:r>
+              <w:rPr>
+                <w:i/>
+                <w:iCs/>
+                <w:color w:val="5F6F80"/>
+                <w:sz w:val="18"/>
+                <w:szCs w:val="18"/>
+              </w:rPr>
+              <w:t xml:space="preserve">Mínimo común múltiplo</w:t>
+            </w:r>
+          </w:p>
+        </w:tc>
+        <w:tc>
+          <w:tcPr>
+            <w:tcW w:type="dxa" w:w="3160"/>
+            <w:tcMar>
+              <w:top w:type="dxa" w:w="80"/>
+              <w:left w:type="dxa" w:w="100"/>
+              <w:bottom w:type="dxa" w:w="80"/>
+              <w:right w:type="dxa" w:w="100"/>
+            </w:tcMar>
+            <w:vAlign w:val="top"/>
+          </w:tcPr>
+          <w:p>
+            <w:pPr>
+              <w:spacing w:after="0"/>
+            </w:pPr>
+            <w:r>
+              <w:rPr>
+                <w:sz w:val="20"/>
+                <w:szCs w:val="20"/>
+              </w:rPr>
+              <w:t xml:space="preserve">The smallest common multiple of two numbers.</w:t>
+            </w:r>
+          </w:p>
+        </w:tc>
+        <w:tc>
+          <w:tcPr>
+            <w:tcW w:type="dxa" w:w="2200"/>
+            <w:tcMar>
+              <w:top w:type="dxa" w:w="80"/>
+              <w:left w:type="dxa" w:w="100"/>
+              <w:bottom w:type="dxa" w:w="80"/>
+              <w:right w:type="dxa" w:w="100"/>
+            </w:tcMar>
+            <w:vAlign w:val="top"/>
+          </w:tcPr>
+          <w:p>
+            <w:pPr>
+              <w:spacing w:after="40"/>
+            </w:pPr>
             <w:r>
               <w:rPr>
                 <w:i/>
@@ -1302,89 +1766,41 @@
                 <w:sz w:val="19"/>
                 <w:szCs w:val="19"/>
               </w:rPr>
-              <w:t xml:space="preserve">   Múltiplo común</w:t>
-            </w:r>
-          </w:p>
+              <w:t xml:space="preserve">Not Least common multiple: write a counter-example that breaks the definition.</w:t>
+            </w:r>
+          </w:p>
+          <w:p>
+            <w:pPr>
+              <w:pBdr>
+                <w:bottom w:val="single" w:color="AFBECC" w:sz="6"/>
+              </w:pBdr>
+              <w:spacing w:after="30" w:before="150"/>
+            </w:pPr>
+            <w:r>
+              <w:t xml:space="preserve"/>
+            </w:r>
+          </w:p>
+        </w:tc>
+        <w:tc>
+          <w:tcPr>
+            <w:tcW w:type="dxa" w:w="2200"/>
+            <w:tcMar>
+              <w:top w:type="dxa" w:w="80"/>
+              <w:left w:type="dxa" w:w="100"/>
+              <w:bottom w:type="dxa" w:w="80"/>
+              <w:right w:type="dxa" w:w="100"/>
+            </w:tcMar>
+            <w:vAlign w:val="top"/>
+          </w:tcPr>
           <w:p>
             <w:pPr>
               <w:spacing w:after="40"/>
-            </w:pPr>
-            <w:r>
-              <w:rPr>
-                <w:sz w:val="21"/>
-                <w:szCs w:val="21"/>
-              </w:rPr>
-              <w:t xml:space="preserve">A number that both terms can be scaled to.</w:t>
-            </w:r>
-          </w:p>
-          <w:p>
-            <w:pPr>
-              <w:spacing w:after="0"/>
-            </w:pPr>
-            <w:r>
-              <w:rPr>
-                <w:b/>
-                <w:bCs/>
-                <w:color w:val="1FA6A2"/>
-                <w:sz w:val="18"/>
-                <w:szCs w:val="18"/>
-              </w:rPr>
-              <w:t xml:space="preserve">Example:  </w:t>
-            </w:r>
-            <w:r>
-              <w:rPr>
-                <w:i/>
-                <w:iCs/>
-                <w:color w:val="5F6F80"/>
-                <w:sz w:val="18"/>
-                <w:szCs w:val="18"/>
-              </w:rPr>
-              <w:t xml:space="preserve">2 and 3 both reach 6.</w:t>
-            </w:r>
-          </w:p>
-        </w:tc>
-      </w:tr>
-    </w:tbl>
-    <w:tbl>
-      <w:tblPr>
-        <w:tblW w:type="pct" w:w="100%"/>
-        <w:tblBorders>
-          <w:top w:val="none" w:color="FFFFFF" w:sz="0"/>
-          <w:left w:val="none" w:color="FFFFFF" w:sz="0"/>
-          <w:bottom w:val="single" w:color="C7D2DD" w:sz="4"/>
-          <w:right w:val="none" w:color="FFFFFF" w:sz="0"/>
-          <w:insideH w:val="none" w:color="FFFFFF" w:sz="0"/>
-          <w:insideV w:val="none" w:color="FFFFFF" w:sz="0"/>
-        </w:tblBorders>
-      </w:tblPr>
-      <w:tblGrid>
-        <w:gridCol w:w="1800"/>
-        <w:gridCol w:w="7560"/>
-      </w:tblGrid>
-      <w:tr>
-        <w:trPr>
-          <w:cantSplit/>
-        </w:trPr>
-        <w:tc>
-          <w:tcPr>
-            <w:tcW w:type="dxa" w:w="1800"/>
-            <w:tcMar>
-              <w:top w:type="dxa" w:w="100"/>
-              <w:left w:type="dxa" w:w="40"/>
-              <w:bottom w:type="dxa" w:w="100"/>
-              <w:right w:type="dxa" w:w="120"/>
-            </w:tcMar>
-            <w:vAlign w:val="center"/>
-          </w:tcPr>
-          <w:p>
-            <w:pPr>
-              <w:spacing w:after="0"/>
               <w:jc w:val="center"/>
             </w:pPr>
             <w:r>
               <w:drawing>
                 <wp:inline distT="0" distB="0" distL="0" distR="0">
-                  <wp:extent cx="1047750" cy="790575"/>
+                  <wp:extent cx="876300" cy="657225"/>
                   <wp:effectExtent t="0" r="0" b="0" l="0"/>
                   <wp:docPr id="1" name="" descr="" title=""/>
                   <wp:cNvGraphicFramePr>
@@ -1409,7 +1825,7 @@
                         <pic:spPr bwMode="auto">
                           <a:xfrm>
                             <a:off x="0" y="0"/>
-                            <a:ext cx="1047750" cy="790575"/>
+                            <a:ext cx="876300" cy="657225"/>
                           </a:xfrm>
                           <a:prstGeom prst="rect">
                             <a:avLst/>
@@ -1422,32 +1838,108 @@
               </w:drawing>
             </w:r>
           </w:p>
-        </w:tc>
-        <w:tc>
-          <w:tcPr>
-            <w:tcW w:type="dxa" w:w="7560"/>
-            <w:tcMar>
-              <w:top w:type="dxa" w:w="100"/>
-              <w:left w:type="dxa" w:w="40"/>
-              <w:bottom w:type="dxa" w:w="100"/>
-              <w:right w:type="dxa" w:w="40"/>
-            </w:tcMar>
-            <w:vAlign w:val="center"/>
-          </w:tcPr>
-          <w:p>
-            <w:pPr>
-              <w:spacing w:after="50"/>
+          <w:p>
+            <w:pPr>
+              <w:spacing w:after="0"/>
+            </w:pPr>
+            <w:r>
+              <w:rPr>
+                <w:i/>
+                <w:iCs/>
+                <w:color w:val="5F6F80"/>
+                <w:sz w:val="18"/>
+                <w:szCs w:val="18"/>
+              </w:rPr>
+              <w:t xml:space="preserve">The LCM of 2 and 3 is 6.</w:t>
+            </w:r>
+          </w:p>
+        </w:tc>
+      </w:tr>
+      <w:tr>
+        <w:trPr>
+          <w:cantSplit/>
+        </w:trPr>
+        <w:tc>
+          <w:tcPr>
+            <w:tcW w:type="dxa" w:w="1800"/>
+            <w:tcMar>
+              <w:top w:type="dxa" w:w="80"/>
+              <w:left w:type="dxa" w:w="100"/>
+              <w:bottom w:type="dxa" w:w="80"/>
+              <w:right w:type="dxa" w:w="100"/>
+            </w:tcMar>
+            <w:vAlign w:val="top"/>
+          </w:tcPr>
+          <w:p>
+            <w:pPr>
+              <w:spacing w:after="30"/>
             </w:pPr>
             <w:r>
               <w:rPr>
                 <w:b/>
                 <w:bCs/>
                 <w:color w:val="12355B"/>
-                <w:sz w:val="24"/>
-                <w:szCs w:val="24"/>
-              </w:rPr>
-              <w:t xml:space="preserve">Least common multiple</w:t>
-            </w:r>
+                <w:sz w:val="21"/>
+                <w:szCs w:val="21"/>
+              </w:rPr>
+              <w:t xml:space="preserve">Benchmark</w:t>
+            </w:r>
+          </w:p>
+          <w:p>
+            <w:pPr>
+              <w:spacing w:after="0"/>
+            </w:pPr>
+            <w:r>
+              <w:rPr>
+                <w:i/>
+                <w:iCs/>
+                <w:color w:val="5F6F80"/>
+                <w:sz w:val="18"/>
+                <w:szCs w:val="18"/>
+              </w:rPr>
+              <w:t xml:space="preserve">Punto de referencia</w:t>
+            </w:r>
+          </w:p>
+        </w:tc>
+        <w:tc>
+          <w:tcPr>
+            <w:tcW w:type="dxa" w:w="3160"/>
+            <w:tcMar>
+              <w:top w:type="dxa" w:w="80"/>
+              <w:left w:type="dxa" w:w="100"/>
+              <w:bottom w:type="dxa" w:w="80"/>
+              <w:right w:type="dxa" w:w="100"/>
+            </w:tcMar>
+            <w:vAlign w:val="top"/>
+          </w:tcPr>
+          <w:p>
+            <w:pPr>
+              <w:spacing w:after="0"/>
+            </w:pPr>
+            <w:r>
+              <w:rPr>
+                <w:sz w:val="20"/>
+                <w:szCs w:val="20"/>
+              </w:rPr>
+              <w:t xml:space="preserve">A shared amount you scale both choices to so you can compare them.</w:t>
+            </w:r>
+          </w:p>
+        </w:tc>
+        <w:tc>
+          <w:tcPr>
+            <w:tcW w:type="dxa" w:w="2200"/>
+            <w:tcMar>
+              <w:top w:type="dxa" w:w="80"/>
+              <w:left w:type="dxa" w:w="100"/>
+              <w:bottom w:type="dxa" w:w="80"/>
+              <w:right w:type="dxa" w:w="100"/>
+            </w:tcMar>
+            <w:vAlign w:val="top"/>
+          </w:tcPr>
+          <w:p>
+            <w:pPr>
+              <w:spacing w:after="40"/>
+            </w:pPr>
             <w:r>
               <w:rPr>
                 <w:i/>
@@ -1456,89 +1948,41 @@
                 <w:sz w:val="19"/>
                 <w:szCs w:val="19"/>
               </w:rPr>
-              <w:t xml:space="preserve">   Mínimo común múltiplo</w:t>
-            </w:r>
-          </w:p>
+              <w:t xml:space="preserve">Not Benchmark: write a counter-example that breaks the definition.</w:t>
+            </w:r>
+          </w:p>
+          <w:p>
+            <w:pPr>
+              <w:pBdr>
+                <w:bottom w:val="single" w:color="AFBECC" w:sz="6"/>
+              </w:pBdr>
+              <w:spacing w:after="30" w:before="150"/>
+            </w:pPr>
+            <w:r>
+              <w:t xml:space="preserve"/>
+            </w:r>
+          </w:p>
+        </w:tc>
+        <w:tc>
+          <w:tcPr>
+            <w:tcW w:type="dxa" w:w="2200"/>
+            <w:tcMar>
+              <w:top w:type="dxa" w:w="80"/>
+              <w:left w:type="dxa" w:w="100"/>
+              <w:bottom w:type="dxa" w:w="80"/>
+              <w:right w:type="dxa" w:w="100"/>
+            </w:tcMar>
+            <w:vAlign w:val="top"/>
+          </w:tcPr>
           <w:p>
             <w:pPr>
               <w:spacing w:after="40"/>
-            </w:pPr>
-            <w:r>
-              <w:rPr>
-                <w:sz w:val="21"/>
-                <w:szCs w:val="21"/>
-              </w:rPr>
-              <w:t xml:space="preserve">The smallest common multiple of two numbers.</w:t>
-            </w:r>
-          </w:p>
-          <w:p>
-            <w:pPr>
-              <w:spacing w:after="0"/>
-            </w:pPr>
-            <w:r>
-              <w:rPr>
-                <w:b/>
-                <w:bCs/>
-                <w:color w:val="1FA6A2"/>
-                <w:sz w:val="18"/>
-                <w:szCs w:val="18"/>
-              </w:rPr>
-              <w:t xml:space="preserve">Example:  </w:t>
-            </w:r>
-            <w:r>
-              <w:rPr>
-                <w:i/>
-                <w:iCs/>
-                <w:color w:val="5F6F80"/>
-                <w:sz w:val="18"/>
-                <w:szCs w:val="18"/>
-              </w:rPr>
-              <w:t xml:space="preserve">The LCM of 2 and 3 is 6.</w:t>
-            </w:r>
-          </w:p>
-        </w:tc>
-      </w:tr>
-    </w:tbl>
-    <w:tbl>
-      <w:tblPr>
-        <w:tblW w:type="pct" w:w="100%"/>
-        <w:tblBorders>
-          <w:top w:val="none" w:color="FFFFFF" w:sz="0"/>
-          <w:left w:val="none" w:color="FFFFFF" w:sz="0"/>
-          <w:bottom w:val="single" w:color="C7D2DD" w:sz="4"/>
-          <w:right w:val="none" w:color="FFFFFF" w:sz="0"/>
-          <w:insideH w:val="none" w:color="FFFFFF" w:sz="0"/>
-          <w:insideV w:val="none" w:color="FFFFFF" w:sz="0"/>
-        </w:tblBorders>
-      </w:tblPr>
-      <w:tblGrid>
-        <w:gridCol w:w="1800"/>
-        <w:gridCol w:w="7560"/>
-      </w:tblGrid>
-      <w:tr>
-        <w:trPr>
-          <w:cantSplit/>
-        </w:trPr>
-        <w:tc>
-          <w:tcPr>
-            <w:tcW w:type="dxa" w:w="1800"/>
-            <w:tcMar>
-              <w:top w:type="dxa" w:w="100"/>
-              <w:left w:type="dxa" w:w="40"/>
-              <w:bottom w:type="dxa" w:w="100"/>
-              <w:right w:type="dxa" w:w="120"/>
-            </w:tcMar>
-            <w:vAlign w:val="center"/>
-          </w:tcPr>
-          <w:p>
-            <w:pPr>
-              <w:spacing w:after="0"/>
               <w:jc w:val="center"/>
             </w:pPr>
             <w:r>
               <w:drawing>
                 <wp:inline distT="0" distB="0" distL="0" distR="0">
-                  <wp:extent cx="1047750" cy="790575"/>
+                  <wp:extent cx="876300" cy="657225"/>
                   <wp:effectExtent t="0" r="0" b="0" l="0"/>
                   <wp:docPr id="1" name="" descr="" title=""/>
                   <wp:cNvGraphicFramePr>
@@ -1563,7 +2007,7 @@
                         <pic:spPr bwMode="auto">
                           <a:xfrm>
                             <a:off x="0" y="0"/>
-                            <a:ext cx="1047750" cy="790575"/>
+                            <a:ext cx="876300" cy="657225"/>
                           </a:xfrm>
                           <a:prstGeom prst="rect">
                             <a:avLst/>
@@ -1576,69 +2020,10 @@
               </w:drawing>
             </w:r>
           </w:p>
-        </w:tc>
-        <w:tc>
-          <w:tcPr>
-            <w:tcW w:type="dxa" w:w="7560"/>
-            <w:tcMar>
-              <w:top w:type="dxa" w:w="100"/>
-              <w:left w:type="dxa" w:w="40"/>
-              <w:bottom w:type="dxa" w:w="100"/>
-              <w:right w:type="dxa" w:w="40"/>
-            </w:tcMar>
-            <w:vAlign w:val="center"/>
-          </w:tcPr>
-          <w:p>
-            <w:pPr>
-              <w:spacing w:after="50"/>
-            </w:pPr>
-            <w:r>
-              <w:rPr>
-                <w:b/>
-                <w:bCs/>
-                <w:color w:val="12355B"/>
-                <w:sz w:val="24"/>
-                <w:szCs w:val="24"/>
-              </w:rPr>
-              <w:t xml:space="preserve">Benchmark</w:t>
-            </w:r>
-            <w:r>
-              <w:rPr>
-                <w:i/>
-                <w:iCs/>
-                <w:color w:val="5F6F80"/>
-                <w:sz w:val="19"/>
-                <w:szCs w:val="19"/>
-              </w:rPr>
-              <w:t xml:space="preserve">   Punto de referencia</w:t>
-            </w:r>
-          </w:p>
-          <w:p>
-            <w:pPr>
-              <w:spacing w:after="40"/>
-            </w:pPr>
-            <w:r>
-              <w:rPr>
-                <w:sz w:val="21"/>
-                <w:szCs w:val="21"/>
-              </w:rPr>
-              <w:t xml:space="preserve">A shared amount you scale both choices to so you can compare them.</w:t>
-            </w:r>
-          </w:p>
           <w:p>
             <w:pPr>
               <w:spacing w:after="0"/>
             </w:pPr>
-            <w:r>
-              <w:rPr>
-                <w:b/>
-                <w:bCs/>
-                <w:color w:val="1FA6A2"/>
-                <w:sz w:val="18"/>
-                <w:szCs w:val="18"/>
-              </w:rPr>
-              <w:t xml:space="preserve">Example:  </w:t>
-            </w:r>
             <w:r>
               <w:rPr>
                 <w:i/>
@@ -3362,7 +3747,7 @@
           <w:sz w:val="19"/>
           <w:szCs w:val="19"/>
         </w:rPr>
-        <w:t xml:space="preserve">   You Do — show your work</w:t>
+        <w:t xml:space="preserve">   You Do — show your work and reasoning</w:t>
       </w:r>
     </w:p>
     <w:p>
@@ -3377,7 +3762,7 @@
           <w:sz w:val="19"/>
           <w:szCs w:val="19"/>
         </w:rPr>
-        <w:t xml:space="preserve">Solve each problem. Show your thinking in the work box.</w:t>
+        <w:t xml:space="preserve">Solve each problem in the middle column and explain your reasoning using the sentence starters on the right.</w:t>
       </w:r>
     </w:p>
     <w:p>
@@ -3406,60 +3791,167 @@
         <w:t xml:space="preserve">   stretch your thinking</w:t>
       </w:r>
     </w:p>
-    <w:p>
-      <w:pPr>
-        <w:keepNext/>
-        <w:spacing w:after="60" w:before="160"/>
-      </w:pPr>
-      <w:r>
-        <w:rPr>
-          <w:b/>
-          <w:bCs/>
-          <w:color w:val="12355B"/>
-          <w:sz w:val="22"/>
-          <w:szCs w:val="22"/>
-        </w:rPr>
-        <w:t xml:space="preserve">1.  </w:t>
-      </w:r>
-      <w:r>
-        <w:rPr>
-          <w:b/>
-          <w:bCs/>
-          <w:sz w:val="21"/>
-          <w:szCs w:val="21"/>
-        </w:rPr>
-        <w:t xml:space="preserve">Store A sells 5 notebooks for $12. Store B sells 8 notebooks for $20. Without calculating, a student says Store B must be cheaper because you get more notebooks. Is the student's reasoning valid? Find the unit rates to prove your answer.</w:t>
-      </w:r>
-    </w:p>
     <w:tbl>
       <w:tblPr>
-        <w:tblW w:type="pct" w:w="100%"/>
+        <w:tblW w:type="dxa" w:w="9360"/>
         <w:tblBorders>
           <w:top w:val="single" w:color="C7D2DD" w:sz="6"/>
           <w:left w:val="single" w:color="C7D2DD" w:sz="6"/>
           <w:bottom w:val="single" w:color="C7D2DD" w:sz="6"/>
           <w:right w:val="single" w:color="C7D2DD" w:sz="6"/>
-          <w:insideH w:val="single" w:color="auto" w:sz="4"/>
-          <w:insideV w:val="single" w:color="auto" w:sz="4"/>
+          <w:insideH w:val="single" w:color="C7D2DD" w:sz="6"/>
+          <w:insideV w:val="single" w:color="C7D2DD" w:sz="6"/>
         </w:tblBorders>
       </w:tblPr>
       <w:tblGrid>
-        <w:gridCol w:w="100"/>
+        <w:gridCol w:w="2800"/>
+        <w:gridCol w:w="3560"/>
+        <w:gridCol w:w="3000"/>
       </w:tblGrid>
       <w:tr>
-        <w:tc>
-          <w:tcPr>
+        <w:trPr>
+          <w:cantSplit/>
+          <w:tblHeader/>
+        </w:trPr>
+        <w:tc>
+          <w:tcPr>
+            <w:tcW w:type="dxa" w:w="2800"/>
+            <w:shd w:fill="EEF4F8" w:color="auto" w:val="clear"/>
+            <w:tcMar>
+              <w:top w:type="dxa" w:w="60"/>
+              <w:left w:type="dxa" w:w="100"/>
+              <w:bottom w:type="dxa" w:w="60"/>
+              <w:right w:type="dxa" w:w="100"/>
+            </w:tcMar>
+          </w:tcPr>
+          <w:p>
+            <w:pPr>
+              <w:spacing w:after="0"/>
+            </w:pPr>
+            <w:r>
+              <w:rPr>
+                <w:b/>
+                <w:bCs/>
+                <w:color w:val="12355B"/>
+                <w:sz w:val="16"/>
+                <w:szCs w:val="16"/>
+              </w:rPr>
+              <w:t xml:space="preserve">CORE PROBLEM / GIVEN REPRESENTATION</w:t>
+            </w:r>
+          </w:p>
+        </w:tc>
+        <w:tc>
+          <w:tcPr>
+            <w:tcW w:type="dxa" w:w="3560"/>
+            <w:shd w:fill="EEF4F8" w:color="auto" w:val="clear"/>
+            <w:tcMar>
+              <w:top w:type="dxa" w:w="60"/>
+              <w:left w:type="dxa" w:w="100"/>
+              <w:bottom w:type="dxa" w:w="60"/>
+              <w:right w:type="dxa" w:w="100"/>
+            </w:tcMar>
+          </w:tcPr>
+          <w:p>
+            <w:pPr>
+              <w:spacing w:after="0"/>
+            </w:pPr>
+            <w:r>
+              <w:rPr>
+                <w:b/>
+                <w:bCs/>
+                <w:color w:val="12355B"/>
+                <w:sz w:val="16"/>
+                <w:szCs w:val="16"/>
+              </w:rPr>
+              <w:t xml:space="preserve">WORKING SPACE / CALCULATION STEPS</w:t>
+            </w:r>
+          </w:p>
+        </w:tc>
+        <w:tc>
+          <w:tcPr>
+            <w:tcW w:type="dxa" w:w="3000"/>
             <w:shd w:fill="FBF3E2" w:color="auto" w:val="clear"/>
             <w:tcMar>
               <w:top w:type="dxa" w:w="60"/>
-              <w:left w:type="dxa" w:w="120"/>
+              <w:left w:type="dxa" w:w="100"/>
               <w:bottom w:type="dxa" w:w="60"/>
-              <w:right w:type="dxa" w:w="120"/>
-            </w:tcMar>
-          </w:tcPr>
-          <w:p>
-            <w:pPr>
-              <w:spacing w:after="0" w:line="320"/>
+              <w:right w:type="dxa" w:w="100"/>
+            </w:tcMar>
+          </w:tcPr>
+          <w:p>
+            <w:pPr>
+              <w:spacing w:after="0"/>
+            </w:pPr>
+            <w:r>
+              <w:rPr>
+                <w:b/>
+                <w:bCs/>
+                <w:color w:val="B97A12"/>
+                <w:sz w:val="16"/>
+                <w:szCs w:val="16"/>
+              </w:rPr>
+              <w:t xml:space="preserve">EXPLAIN YOUR REASONING</w:t>
+            </w:r>
+          </w:p>
+        </w:tc>
+      </w:tr>
+      <w:tr>
+        <w:trPr>
+          <w:cantSplit/>
+        </w:trPr>
+        <w:tc>
+          <w:tcPr>
+            <w:tcW w:type="dxa" w:w="2800"/>
+            <w:tcMar>
+              <w:top w:type="dxa" w:w="80"/>
+              <w:left w:type="dxa" w:w="100"/>
+              <w:bottom w:type="dxa" w:w="80"/>
+              <w:right w:type="dxa" w:w="100"/>
+            </w:tcMar>
+            <w:vAlign w:val="top"/>
+          </w:tcPr>
+          <w:p>
+            <w:pPr>
+              <w:spacing w:after="60"/>
+            </w:pPr>
+            <w:r>
+              <w:rPr>
+                <w:b/>
+                <w:bCs/>
+                <w:color w:val="12355B"/>
+                <w:sz w:val="21"/>
+                <w:szCs w:val="21"/>
+              </w:rPr>
+              <w:t xml:space="preserve">1.  </w:t>
+            </w:r>
+            <w:r>
+              <w:rPr>
+                <w:b/>
+                <w:bCs/>
+                <w:sz w:val="20"/>
+                <w:szCs w:val="20"/>
+              </w:rPr>
+              <w:t xml:space="preserve">Store A sells 5 notebooks for $12. Store B sells 8 notebooks for $20. Without calculating, a student says Store B must be cheaper because you get more notebooks. Is the student's reasoning valid? Find the unit rates to prove your answer.</w:t>
+            </w:r>
+          </w:p>
+        </w:tc>
+        <w:tc>
+          <w:tcPr>
+            <w:tcW w:type="dxa" w:w="3560"/>
+            <w:tcMar>
+              <w:top w:type="dxa" w:w="80"/>
+              <w:left w:type="dxa" w:w="100"/>
+              <w:bottom w:type="dxa" w:w="80"/>
+              <w:right w:type="dxa" w:w="100"/>
+            </w:tcMar>
+            <w:vAlign w:val="top"/>
+          </w:tcPr>
+          <w:p>
+            <w:pPr>
+              <w:pBdr>
+                <w:bottom w:val="single" w:color="AFBECC" w:sz="6"/>
+              </w:pBdr>
+              <w:spacing w:after="30" w:before="150"/>
             </w:pPr>
             <w:r>
               <w:t xml:space="preserve"/>
@@ -3467,7 +3959,10 @@
           </w:p>
           <w:p>
             <w:pPr>
-              <w:spacing w:after="0" w:line="320"/>
+              <w:pBdr>
+                <w:bottom w:val="single" w:color="AFBECC" w:sz="6"/>
+              </w:pBdr>
+              <w:spacing w:after="30" w:before="150"/>
             </w:pPr>
             <w:r>
               <w:t xml:space="preserve"/>
@@ -3475,7 +3970,10 @@
           </w:p>
           <w:p>
             <w:pPr>
-              <w:spacing w:after="0" w:line="320"/>
+              <w:pBdr>
+                <w:bottom w:val="single" w:color="AFBECC" w:sz="6"/>
+              </w:pBdr>
+              <w:spacing w:after="30" w:before="150"/>
             </w:pPr>
             <w:r>
               <w:t xml:space="preserve"/>
@@ -3483,7 +3981,125 @@
           </w:p>
           <w:p>
             <w:pPr>
-              <w:spacing w:after="0" w:line="320"/>
+              <w:pBdr>
+                <w:bottom w:val="single" w:color="AFBECC" w:sz="6"/>
+              </w:pBdr>
+              <w:spacing w:after="30" w:before="150"/>
+            </w:pPr>
+            <w:r>
+              <w:t xml:space="preserve"/>
+            </w:r>
+          </w:p>
+        </w:tc>
+        <w:tc>
+          <w:tcPr>
+            <w:tcW w:type="dxa" w:w="3000"/>
+            <w:shd w:fill="FBF3E2" w:color="auto" w:val="clear"/>
+            <w:tcMar>
+              <w:top w:type="dxa" w:w="80"/>
+              <w:left w:type="dxa" w:w="100"/>
+              <w:bottom w:type="dxa" w:w="80"/>
+              <w:right w:type="dxa" w:w="100"/>
+            </w:tcMar>
+            <w:vAlign w:val="top"/>
+          </w:tcPr>
+          <w:p>
+            <w:pPr>
+              <w:spacing w:after="40"/>
+            </w:pPr>
+            <w:r>
+              <w:rPr>
+                <w:b/>
+                <w:bCs/>
+                <w:color w:val="12355B"/>
+                <w:sz w:val="19"/>
+                <w:szCs w:val="19"/>
+              </w:rPr>
+              <w:t xml:space="preserve">Because... </w:t>
+            </w:r>
+            <w:r>
+              <w:rPr>
+                <w:color w:val="AFBECC"/>
+                <w:sz w:val="19"/>
+                <w:szCs w:val="19"/>
+              </w:rPr>
+              <w:t xml:space="preserve">________________</w:t>
+            </w:r>
+          </w:p>
+          <w:p>
+            <w:pPr>
+              <w:pBdr>
+                <w:bottom w:val="single" w:color="AFBECC" w:sz="6"/>
+              </w:pBdr>
+              <w:spacing w:after="30" w:before="150"/>
+            </w:pPr>
+            <w:r>
+              <w:t xml:space="preserve"/>
+            </w:r>
+          </w:p>
+          <w:p>
+            <w:pPr>
+              <w:spacing w:after="40" w:before="80"/>
+            </w:pPr>
+            <w:r>
+              <w:rPr>
+                <w:b/>
+                <w:bCs/>
+                <w:color w:val="6B4FA0"/>
+                <w:sz w:val="19"/>
+                <w:szCs w:val="19"/>
+              </w:rPr>
+              <w:t xml:space="preserve">Although... </w:t>
+            </w:r>
+            <w:r>
+              <w:rPr>
+                <w:color w:val="AFBECC"/>
+                <w:sz w:val="19"/>
+                <w:szCs w:val="19"/>
+              </w:rPr>
+              <w:t xml:space="preserve">_______________</w:t>
+            </w:r>
+          </w:p>
+          <w:p>
+            <w:pPr>
+              <w:pBdr>
+                <w:bottom w:val="single" w:color="AFBECC" w:sz="6"/>
+              </w:pBdr>
+              <w:spacing w:after="30" w:before="150"/>
+            </w:pPr>
+            <w:r>
+              <w:t xml:space="preserve"/>
+            </w:r>
+          </w:p>
+          <w:p>
+            <w:pPr>
+              <w:spacing w:after="40" w:before="80"/>
+            </w:pPr>
+            <w:r>
+              <w:rPr>
+                <w:b/>
+                <w:bCs/>
+                <w:color w:val="1FA6A2"/>
+                <w:sz w:val="19"/>
+                <w:szCs w:val="19"/>
+              </w:rPr>
+              <w:t xml:space="preserve">Therefore... </w:t>
+            </w:r>
+            <w:r>
+              <w:rPr>
+                <w:color w:val="AFBECC"/>
+                <w:sz w:val="19"/>
+                <w:szCs w:val="19"/>
+              </w:rPr>
+              <w:t xml:space="preserve">______________</w:t>
+            </w:r>
+          </w:p>
+          <w:p>
+            <w:pPr>
+              <w:pBdr>
+                <w:bottom w:val="single" w:color="AFBECC" w:sz="6"/>
+              </w:pBdr>
+              <w:spacing w:after="30" w:before="150"/>
             </w:pPr>
             <w:r>
               <w:t xml:space="preserve"/>
@@ -3492,6 +4108,14 @@
         </w:tc>
       </w:tr>
     </w:tbl>
+    <w:p>
+      <w:pPr>
+        <w:spacing w:after="80"/>
+      </w:pPr>
+      <w:r>
+        <w:t xml:space="preserve"/>
+      </w:r>
+    </w:p>
     <w:p>
       <w:pPr>
         <w:pStyle w:val="Heading1"/>
@@ -3610,6 +4234,149 @@
         <w:t xml:space="preserve"/>
       </w:r>
     </w:p>
+    <w:p>
+      <w:pPr>
+        <w:spacing w:after="60"/>
+      </w:pPr>
+      <w:r>
+        <w:t xml:space="preserve"/>
+      </w:r>
+    </w:p>
+    <w:tbl>
+      <w:tblPr>
+        <w:tblW w:type="dxa" w:w="9360"/>
+        <w:tblBorders>
+          <w:top w:val="single" w:color="C7D2DD" w:sz="6"/>
+          <w:left w:val="single" w:color="C7D2DD" w:sz="6"/>
+          <w:bottom w:val="single" w:color="C7D2DD" w:sz="6"/>
+          <w:right w:val="single" w:color="C7D2DD" w:sz="6"/>
+          <w:insideH w:val="single" w:color="C7D2DD" w:sz="6"/>
+          <w:insideV w:val="single" w:color="C7D2DD" w:sz="6"/>
+        </w:tblBorders>
+      </w:tblPr>
+      <w:tblGrid>
+        <w:gridCol w:w="3120"/>
+        <w:gridCol w:w="3120"/>
+        <w:gridCol w:w="3120"/>
+      </w:tblGrid>
+      <w:tr>
+        <w:trPr>
+          <w:cantSplit/>
+          <w:tblHeader/>
+        </w:trPr>
+        <w:tc>
+          <w:tcPr>
+            <w:tcW w:type="dxa" w:w="9360"/>
+            <w:gridSpan w:val="3"/>
+            <w:shd w:fill="EEF4F8" w:color="auto" w:val="clear"/>
+            <w:tcMar>
+              <w:top w:type="dxa" w:w="60"/>
+              <w:left w:type="dxa" w:w="100"/>
+              <w:bottom w:type="dxa" w:w="60"/>
+              <w:right w:type="dxa" w:w="100"/>
+            </w:tcMar>
+          </w:tcPr>
+          <w:p>
+            <w:pPr>
+              <w:spacing w:after="0"/>
+            </w:pPr>
+            <w:r>
+              <w:rPr>
+                <w:b/>
+                <w:bCs/>
+                <w:color w:val="12355B"/>
+                <w:sz w:val="18"/>
+                <w:szCs w:val="18"/>
+              </w:rPr>
+              <w:t xml:space="preserve">EXIT CHECK · 3-POINT SELF-ASSESSMENT CHECKLIST</w:t>
+            </w:r>
+          </w:p>
+        </w:tc>
+      </w:tr>
+      <w:tr>
+        <w:trPr>
+          <w:cantSplit/>
+        </w:trPr>
+        <w:tc>
+          <w:tcPr>
+            <w:tcW w:type="dxa" w:w="3120"/>
+            <w:tcMar>
+              <w:top w:type="dxa" w:w="80"/>
+              <w:left w:type="dxa" w:w="100"/>
+              <w:bottom w:type="dxa" w:w="80"/>
+              <w:right w:type="dxa" w:w="100"/>
+            </w:tcMar>
+          </w:tcPr>
+          <w:p>
+            <w:pPr>
+              <w:spacing w:after="0"/>
+            </w:pPr>
+            <w:r>
+              <w:rPr>
+                <w:b/>
+                <w:bCs/>
+                <w:color w:val="1A2733"/>
+                <w:sz w:val="18"/>
+                <w:szCs w:val="18"/>
+              </w:rPr>
+              <w:t xml:space="preserve">☐ 1. Units &amp; Labels Verified</w:t>
+            </w:r>
+          </w:p>
+        </w:tc>
+        <w:tc>
+          <w:tcPr>
+            <w:tcW w:type="dxa" w:w="3120"/>
+            <w:tcMar>
+              <w:top w:type="dxa" w:w="80"/>
+              <w:left w:type="dxa" w:w="100"/>
+              <w:bottom w:type="dxa" w:w="80"/>
+              <w:right w:type="dxa" w:w="100"/>
+            </w:tcMar>
+          </w:tcPr>
+          <w:p>
+            <w:pPr>
+              <w:spacing w:after="0"/>
+            </w:pPr>
+            <w:r>
+              <w:rPr>
+                <w:b/>
+                <w:bCs/>
+                <w:color w:val="1A2733"/>
+                <w:sz w:val="18"/>
+                <w:szCs w:val="18"/>
+              </w:rPr>
+              <w:t xml:space="preserve">☐ 2. Reasoning Stated (Because / Although / Therefore)</w:t>
+            </w:r>
+          </w:p>
+        </w:tc>
+        <w:tc>
+          <w:tcPr>
+            <w:tcW w:type="dxa" w:w="3120"/>
+            <w:tcMar>
+              <w:top w:type="dxa" w:w="80"/>
+              <w:left w:type="dxa" w:w="100"/>
+              <w:bottom w:type="dxa" w:w="80"/>
+              <w:right w:type="dxa" w:w="100"/>
+            </w:tcMar>
+          </w:tcPr>
+          <w:p>
+            <w:pPr>
+              <w:spacing w:after="0"/>
+            </w:pPr>
+            <w:r>
+              <w:rPr>
+                <w:b/>
+                <w:bCs/>
+                <w:color w:val="1A2733"/>
+                <w:sz w:val="18"/>
+                <w:szCs w:val="18"/>
+              </w:rPr>
+              <w:t xml:space="preserve">☐ 3. Calculations Double-Checked</w:t>
+            </w:r>
+          </w:p>
+        </w:tc>
+      </w:tr>
+    </w:tbl>
     <w:sectPr>
       <w:headerReference w:type="default" r:id="rId7"/>
       <w:footerReference w:type="default" r:id="rId8"/>
